--- a/templates/telangana/high_court/macma.docx
+++ b/templates/telangana/high_court/macma.docx
@@ -1,6 +1,6 @@
 
 <file path=word/document.xml><?xml version="1.0" encoding="utf-8"?>
-<w:document xmlns:wpc="http://schemas.microsoft.com/office/word/2010/wordprocessingCanvas" xmlns:cx="http://schemas.microsoft.com/office/drawing/2014/chartex" xmlns:cx1="http://schemas.microsoft.com/office/drawing/2015/9/8/chartex" xmlns:cx2="http://schemas.microsoft.com/office/drawing/2015/10/21/chartex" xmlns:cx3="http://schemas.microsoft.com/office/drawing/2016/5/9/chartex" xmlns:cx4="http://schemas.microsoft.com/office/drawing/2016/5/10/chartex" xmlns:cx5="http://schemas.microsoft.com/office/drawing/2016/5/11/chartex" xmlns:cx6="http://schemas.microsoft.com/office/drawing/2016/5/12/chartex" xmlns:cx7="http://schemas.microsoft.com/office/drawing/2016/5/13/chartex" xmlns:cx8="http://schemas.microsoft.com/office/drawing/2016/5/14/chartex" xmlns:mc="http://schemas.openxmlformats.org/markup-compatibility/2006" xmlns:aink="http://schemas.microsoft.com/office/drawing/2016/ink" xmlns:am3d="http://schemas.microsoft.com/office/drawing/2017/model3d" xmlns:o="urn:schemas-microsoft-com:office:office" xmlns:oel="http://schemas.microsoft.com/office/2019/extlst" xmlns:r="http://schemas.openxmlformats.org/officeDocument/2006/relationships" xmlns:m="http://schemas.openxmlformats.org/officeDocument/2006/math" xmlns:v="urn:schemas-microsoft-com:vml" xmlns:wp14="http://schemas.microsoft.com/office/word/2010/wordprocessingDrawing" xmlns:wp="http://schemas.openxmlformats.org/drawingml/2006/wordprocessingDrawing" xmlns:w10="urn:schemas-microsoft-com:office:word" xmlns:w="http://schemas.openxmlformats.org/wordprocessingml/2006/main" xmlns:w14="http://schemas.microsoft.com/office/word/2010/wordml" xmlns:w15="http://schemas.microsoft.com/office/word/2012/wordml" xmlns:w16cex="http://schemas.microsoft.com/office/word/2018/wordml/cex" xmlns:w16cid="http://schemas.microsoft.com/office/word/2016/wordml/cid" xmlns:w16="http://schemas.microsoft.com/office/word/2018/wordml" xmlns:w16du="http://schemas.microsoft.com/office/word/2023/wordml/word16du" xmlns:w16sdtdh="http://schemas.microsoft.com/office/word/2020/wordml/sdtdatahash" xmlns:w16sdtfl="http://schemas.microsoft.com/office/word/2024/wordml/sdtformatlock" xmlns:w16se="http://schemas.microsoft.com/office/word/2015/wordml/symex" xmlns:wpg="http://schemas.microsoft.com/office/word/2010/wordprocessingGroup" xmlns:wpi="http://schemas.microsoft.com/office/word/2010/wordprocessingInk" xmlns:wne="http://schemas.microsoft.com/office/word/2006/wordml" xmlns:wps="http://schemas.microsoft.com/office/word/2010/wordprocessingShape" mc:Ignorable="w14 w15 w16se w16cid w16 w16cex w16sdtdh w16sdtfl w16du wp14">
+<w:document xmlns:wpc="http://schemas.microsoft.com/office/word/2010/wordprocessingCanvas" xmlns:cx="http://schemas.microsoft.com/office/drawing/2014/chartex" xmlns:cx1="http://schemas.microsoft.com/office/drawing/2015/9/8/chartex" xmlns:cx2="http://schemas.microsoft.com/office/drawing/2015/10/21/chartex" xmlns:cx3="http://schemas.microsoft.com/office/drawing/2016/5/9/chartex" xmlns:cx4="http://schemas.microsoft.com/office/drawing/2016/5/10/chartex" xmlns:cx5="http://schemas.microsoft.com/office/drawing/2016/5/11/chartex" xmlns:cx6="http://schemas.microsoft.com/office/drawing/2016/5/12/chartex" xmlns:cx7="http://schemas.microsoft.com/office/drawing/2016/5/13/chartex" xmlns:cx8="http://schemas.microsoft.com/office/drawing/2016/5/14/chartex" xmlns:mc="http://schemas.openxmlformats.org/markup-compatibility/2006" xmlns:aink="http://schemas.microsoft.com/office/drawing/2016/ink" xmlns:am3d="http://schemas.microsoft.com/office/drawing/2017/model3d" xmlns:o="urn:schemas-microsoft-com:office:office" xmlns:oel="http://schemas.microsoft.com/office/2019/extlst" xmlns:r="http://schemas.openxmlformats.org/officeDocument/2006/relationships" xmlns:m="http://schemas.openxmlformats.org/officeDocument/2006/math" xmlns:v="urn:schemas-microsoft-com:vml" xmlns:wp14="http://schemas.microsoft.com/office/word/2010/wordprocessingDrawing" xmlns:wp="http://schemas.openxmlformats.org/drawingml/2006/wordprocessingDrawing" xmlns:w10="urn:schemas-microsoft-com:office:word" xmlns:w="http://schemas.openxmlformats.org/wordprocessingml/2006/main" xmlns:w14="http://schemas.microsoft.com/office/word/2010/wordml" xmlns:w15="http://schemas.microsoft.com/office/word/2012/wordml" xmlns:w16cei="http://schemas.microsoft.com/office/word/2026/wordml/cei" xmlns:w16cex="http://schemas.microsoft.com/office/word/2018/wordml/cex" xmlns:w16cid="http://schemas.microsoft.com/office/word/2016/wordml/cid" xmlns:w16="http://schemas.microsoft.com/office/word/2018/wordml" xmlns:w16du="http://schemas.microsoft.com/office/word/2023/wordml/word16du" xmlns:w16sdtdh="http://schemas.microsoft.com/office/word/2020/wordml/sdtdatahash" xmlns:w16sdtfl="http://schemas.microsoft.com/office/word/2024/wordml/sdtformatlock" xmlns:w16se="http://schemas.microsoft.com/office/word/2015/wordml/symex" xmlns:wpg="http://schemas.microsoft.com/office/word/2010/wordprocessingGroup" xmlns:wpi="http://schemas.microsoft.com/office/word/2010/wordprocessingInk" xmlns:wne="http://schemas.microsoft.com/office/word/2006/wordml" xmlns:wps="http://schemas.microsoft.com/office/word/2010/wordprocessingShape" mc:Ignorable="w14 w15 w16se w16cid w16 w16cex w16sdtdh w16sdtfl w16du wp14">
   <w:body>
     <w:p>
       <w:pPr>
@@ -16,7 +16,7 @@
           <w:b/>
           <w:noProof/>
         </w:rPr>
-        <w:t>HIGH COURT FOR THE STATE OF TELANGANA AT HYDERABAD</w:t>
+        <w:t>IN THE HIGH COURT FOR THE STATE OF TELANGANA AT HYDERABAD</w:t>
       </w:r>
     </w:p>
     <w:p>
@@ -44,14 +44,26 @@
         <w:rPr>
           <w:rFonts w:ascii="Tahoma" w:hAnsi="Tahoma" w:cs="Tahoma"/>
         </w:rPr>
-        <w:t xml:space="preserve">M.A.C.M.A.No.                         OF </w:t>
-      </w:r>
-      <w:r>
-        <w:rPr>
-          <w:rFonts w:ascii="Tahoma" w:hAnsi="Tahoma" w:cs="Tahoma"/>
-          <w:noProof/>
-        </w:rPr>
-        <w:t>year</w:t>
+        <w:t>M.A.C.M.A.</w:t>
+      </w:r>
+      <w:r>
+        <w:rPr>
+          <w:rFonts w:ascii="Tahoma" w:hAnsi="Tahoma" w:cs="Tahoma"/>
+        </w:rPr>
+        <w:t xml:space="preserve"> </w:t>
+      </w:r>
+      <w:r>
+        <w:rPr>
+          <w:rFonts w:ascii="Tahoma" w:hAnsi="Tahoma" w:cs="Tahoma"/>
+        </w:rPr>
+        <w:t xml:space="preserve">No.                         OF </w:t>
+      </w:r>
+      <w:r>
+        <w:rPr>
+          <w:rFonts w:ascii="Tahoma" w:hAnsi="Tahoma" w:cs="Tahoma"/>
+          <w:noProof/>
+        </w:rPr>
+        <w:t>{{year}}</w:t>
       </w:r>
     </w:p>
     <w:p>
@@ -1835,7 +1847,7 @@
           <w:noProof/>
         </w:rPr>
         <w:lastRenderedPageBreak/>
-        <w:t>HIGH COURT FOR THE STATE OF TELANGANA AT HYDERABAD</w:t>
+        <w:t>IN THE HIGH COURT FOR THE STATE OF TELANGANA AT HYDERABAD</w:t>
       </w:r>
     </w:p>
     <w:p>
@@ -1886,7 +1898,7 @@
           <w:rFonts w:ascii="Tahoma" w:hAnsi="Tahoma" w:cs="Tahoma"/>
           <w:noProof/>
         </w:rPr>
-        <w:t>year</w:t>
+        <w:t>{{year}}</w:t>
       </w:r>
       <w:r>
         <w:rPr>
@@ -1965,11 +1977,19 @@
           <w:rFonts w:ascii="Tahoma" w:hAnsi="Tahoma" w:cs="Tahoma"/>
         </w:rPr>
       </w:pPr>
-      <w:r>
-        <w:rPr>
-          <w:rFonts w:ascii="Tahoma" w:hAnsi="Tahoma" w:cs="Tahoma"/>
-        </w:rPr>
-        <w:t>..Petitioner</w:t>
+      <w:proofErr w:type="gramStart"/>
+      <w:r>
+        <w:rPr>
+          <w:rFonts w:ascii="Tahoma" w:hAnsi="Tahoma" w:cs="Tahoma"/>
+        </w:rPr>
+        <w:t>..</w:t>
+      </w:r>
+      <w:proofErr w:type="gramEnd"/>
+      <w:r>
+        <w:rPr>
+          <w:rFonts w:ascii="Tahoma" w:hAnsi="Tahoma" w:cs="Tahoma"/>
+        </w:rPr>
+        <w:t>Petitioner</w:t>
       </w:r>
     </w:p>
     <w:p>
@@ -2022,11 +2042,19 @@
           <w:rFonts w:ascii="Tahoma" w:hAnsi="Tahoma" w:cs="Tahoma"/>
         </w:rPr>
       </w:pPr>
-      <w:r>
-        <w:rPr>
-          <w:rFonts w:ascii="Tahoma" w:hAnsi="Tahoma" w:cs="Tahoma"/>
-        </w:rPr>
-        <w:t>..Respondent</w:t>
+      <w:proofErr w:type="gramStart"/>
+      <w:r>
+        <w:rPr>
+          <w:rFonts w:ascii="Tahoma" w:hAnsi="Tahoma" w:cs="Tahoma"/>
+        </w:rPr>
+        <w:t>..</w:t>
+      </w:r>
+      <w:proofErr w:type="gramEnd"/>
+      <w:r>
+        <w:rPr>
+          <w:rFonts w:ascii="Tahoma" w:hAnsi="Tahoma" w:cs="Tahoma"/>
+        </w:rPr>
+        <w:t>Respondent</w:t>
       </w:r>
     </w:p>
     <w:p>
@@ -2278,22 +2306,26 @@
           <w:szCs w:val="18"/>
         </w:rPr>
       </w:pPr>
+      <w:proofErr w:type="spellStart"/>
       <w:r>
         <w:rPr>
           <w:rFonts w:ascii="Tahoma" w:hAnsi="Tahoma" w:cs="Tahoma"/>
           <w:sz w:val="18"/>
           <w:szCs w:val="18"/>
         </w:rPr>
-        <w:t>C.C.Application</w:t>
-      </w:r>
+        <w:t>C.</w:t>
+      </w:r>
+      <w:proofErr w:type="gramStart"/>
       <w:r>
         <w:rPr>
           <w:rFonts w:ascii="Tahoma" w:hAnsi="Tahoma" w:cs="Tahoma"/>
           <w:sz w:val="18"/>
           <w:szCs w:val="18"/>
         </w:rPr>
-        <w:tab/>
-      </w:r>
+        <w:t>C.Application</w:t>
+      </w:r>
+      <w:proofErr w:type="spellEnd"/>
+      <w:proofErr w:type="gramEnd"/>
       <w:r>
         <w:rPr>
           <w:rFonts w:ascii="Tahoma" w:hAnsi="Tahoma" w:cs="Tahoma"/>
@@ -2301,31 +2333,39 @@
           <w:szCs w:val="18"/>
         </w:rPr>
         <w:tab/>
-        <w:t>:  15.00</w:t>
-      </w:r>
-    </w:p>
-    <w:p>
-      <w:pPr>
+      </w:r>
+      <w:r>
         <w:rPr>
           <w:rFonts w:ascii="Tahoma" w:hAnsi="Tahoma" w:cs="Tahoma"/>
           <w:sz w:val="18"/>
           <w:szCs w:val="18"/>
         </w:rPr>
-      </w:pPr>
-      <w:r>
+        <w:tab/>
+        <w:t>:  15.00</w:t>
+      </w:r>
+    </w:p>
+    <w:p>
+      <w:pPr>
         <w:rPr>
           <w:rFonts w:ascii="Tahoma" w:hAnsi="Tahoma" w:cs="Tahoma"/>
           <w:sz w:val="18"/>
           <w:szCs w:val="18"/>
         </w:rPr>
-        <w:t>Court Fee on Vakalath</w:t>
-      </w:r>
+      </w:pPr>
       <w:r>
         <w:rPr>
           <w:rFonts w:ascii="Tahoma" w:hAnsi="Tahoma" w:cs="Tahoma"/>
           <w:sz w:val="18"/>
           <w:szCs w:val="18"/>
         </w:rPr>
+        <w:t>Court Fee on Vakalath</w:t>
+      </w:r>
+      <w:r>
+        <w:rPr>
+          <w:rFonts w:ascii="Tahoma" w:hAnsi="Tahoma" w:cs="Tahoma"/>
+          <w:sz w:val="18"/>
+          <w:szCs w:val="18"/>
+        </w:rPr>
         <w:tab/>
         <w:t>:   5.00</w:t>
       </w:r>
@@ -2744,7 +2784,7 @@
           <w:b/>
           <w:noProof/>
         </w:rPr>
-        <w:t>HIGH COURT FOR THE STATE OF TELANGANA AT HYDERABAD</w:t>
+        <w:t>IN THE HIGH COURT FOR THE STATE OF TELANGANA AT HYDERABAD</w:t>
       </w:r>
     </w:p>
     <w:p>
@@ -2774,7 +2814,7 @@
           <w:rFonts w:ascii="Tahoma" w:eastAsia="MS Mincho" w:hAnsi="Tahoma" w:cs="Tahoma"/>
           <w:noProof/>
         </w:rPr>
-        <w:t>year</w:t>
+        <w:t>{{year}}</w:t>
       </w:r>
     </w:p>
     <w:p>
@@ -2830,7 +2870,21 @@
         <w:rPr>
           <w:rFonts w:ascii="Tahoma" w:hAnsi="Tahoma" w:cs="Tahoma"/>
         </w:rPr>
-        <w:t xml:space="preserve">      ..Appellant / Respondent No.</w:t>
+        <w:t xml:space="preserve">      </w:t>
+      </w:r>
+      <w:proofErr w:type="gramStart"/>
+      <w:r>
+        <w:rPr>
+          <w:rFonts w:ascii="Tahoma" w:hAnsi="Tahoma" w:cs="Tahoma"/>
+        </w:rPr>
+        <w:t>..</w:t>
+      </w:r>
+      <w:proofErr w:type="gramEnd"/>
+      <w:r>
+        <w:rPr>
+          <w:rFonts w:ascii="Tahoma" w:hAnsi="Tahoma" w:cs="Tahoma"/>
+        </w:rPr>
+        <w:t>Appellant / Respondent No.</w:t>
       </w:r>
     </w:p>
     <w:p>
@@ -2902,7 +2956,21 @@
         <w:rPr>
           <w:rFonts w:ascii="Tahoma" w:hAnsi="Tahoma" w:cs="Tahoma"/>
         </w:rPr>
-        <w:t xml:space="preserve">The address for service of all summons, notices and processes etc., on the above named appellant is that of their counsel </w:t>
+        <w:t xml:space="preserve">The address for service of all summons, notices and processes etc., on the </w:t>
+      </w:r>
+      <w:proofErr w:type="gramStart"/>
+      <w:r>
+        <w:rPr>
+          <w:rFonts w:ascii="Tahoma" w:hAnsi="Tahoma" w:cs="Tahoma"/>
+        </w:rPr>
+        <w:t>above named</w:t>
+      </w:r>
+      <w:proofErr w:type="gramEnd"/>
+      <w:r>
+        <w:rPr>
+          <w:rFonts w:ascii="Tahoma" w:hAnsi="Tahoma" w:cs="Tahoma"/>
+        </w:rPr>
+        <w:t xml:space="preserve"> appellant is that of their counsel </w:t>
       </w:r>
       <w:r>
         <w:rPr>
@@ -2933,7 +3001,35 @@
         <w:rPr>
           <w:rFonts w:ascii="Tahoma" w:hAnsi="Tahoma" w:cs="Tahoma"/>
         </w:rPr>
-        <w:t>The above named appellants begs to prefer this memorandum of appeal being aggrieved by the decree and judgment</w:t>
+        <w:t xml:space="preserve">The </w:t>
+      </w:r>
+      <w:proofErr w:type="gramStart"/>
+      <w:r>
+        <w:rPr>
+          <w:rFonts w:ascii="Tahoma" w:hAnsi="Tahoma" w:cs="Tahoma"/>
+        </w:rPr>
+        <w:t>above named</w:t>
+      </w:r>
+      <w:proofErr w:type="gramEnd"/>
+      <w:r>
+        <w:rPr>
+          <w:rFonts w:ascii="Tahoma" w:hAnsi="Tahoma" w:cs="Tahoma"/>
+        </w:rPr>
+        <w:t xml:space="preserve"> appellants </w:t>
+      </w:r>
+      <w:proofErr w:type="gramStart"/>
+      <w:r>
+        <w:rPr>
+          <w:rFonts w:ascii="Tahoma" w:hAnsi="Tahoma" w:cs="Tahoma"/>
+        </w:rPr>
+        <w:t>begs</w:t>
+      </w:r>
+      <w:proofErr w:type="gramEnd"/>
+      <w:r>
+        <w:rPr>
+          <w:rFonts w:ascii="Tahoma" w:hAnsi="Tahoma" w:cs="Tahoma"/>
+        </w:rPr>
+        <w:t xml:space="preserve"> to prefer this memorandum of appeal being aggrieved by the decree and judgment</w:t>
       </w:r>
       <w:r>
         <w:rPr>
@@ -2959,7 +3055,15 @@
           <w:rFonts w:ascii="Tahoma" w:hAnsi="Tahoma" w:cs="Tahoma"/>
           <w:noProof/>
         </w:rPr>
-        <w:t>{{lcod}}</w:t>
+        <w:t>{{lcod}</w:t>
+      </w:r>
+      <w:proofErr w:type="gramStart"/>
+      <w:r>
+        <w:rPr>
+          <w:rFonts w:ascii="Tahoma" w:hAnsi="Tahoma" w:cs="Tahoma"/>
+          <w:noProof/>
+        </w:rPr>
+        <w:t>}</w:t>
       </w:r>
       <w:r>
         <w:rPr>
@@ -2977,7 +3081,14 @@
         <w:rPr>
           <w:rFonts w:ascii="Tahoma" w:hAnsi="Tahoma" w:cs="Tahoma"/>
         </w:rPr>
-        <w:t xml:space="preserve"> on the file of M</w:t>
+        <w:t xml:space="preserve"> on</w:t>
+      </w:r>
+      <w:proofErr w:type="gramEnd"/>
+      <w:r>
+        <w:rPr>
+          <w:rFonts w:ascii="Tahoma" w:hAnsi="Tahoma" w:cs="Tahoma"/>
+        </w:rPr>
+        <w:t xml:space="preserve"> the file of M</w:t>
       </w:r>
       <w:r>
         <w:rPr>
@@ -3322,8 +3433,6 @@
     </w:p>
     <w:p>
       <w:pPr>
-        <w:spacing w:line="360" w:lineRule="auto"/>
-        <w:jc w:val="center"/>
         <w:rPr>
           <w:rFonts w:ascii="Tahoma" w:hAnsi="Tahoma" w:cs="Tahoma"/>
           <w:b/>
@@ -3336,6 +3445,25 @@
           <w:b/>
           <w:u w:val="single"/>
         </w:rPr>
+        <w:br w:type="page"/>
+      </w:r>
+    </w:p>
+    <w:p>
+      <w:pPr>
+        <w:spacing w:line="360" w:lineRule="auto"/>
+        <w:jc w:val="center"/>
+        <w:rPr>
+          <w:rFonts w:ascii="Tahoma" w:hAnsi="Tahoma" w:cs="Tahoma"/>
+          <w:b/>
+          <w:u w:val="single"/>
+        </w:rPr>
+      </w:pPr>
+      <w:r>
+        <w:rPr>
+          <w:rFonts w:ascii="Tahoma" w:hAnsi="Tahoma" w:cs="Tahoma"/>
+          <w:b/>
+          <w:u w:val="single"/>
+        </w:rPr>
         <w:lastRenderedPageBreak/>
         <w:t>MEMO OF VALUATION</w:t>
       </w:r>
@@ -3401,8 +3529,16 @@
         <w:rPr>
           <w:rFonts w:ascii="Tahoma" w:hAnsi="Tahoma" w:cs="Tahoma"/>
         </w:rPr>
-        <w:t>2. Compensation awarded by the Court below  :</w:t>
-      </w:r>
+        <w:t xml:space="preserve">2. Compensation awarded by the Court </w:t>
+      </w:r>
+      <w:proofErr w:type="gramStart"/>
+      <w:r>
+        <w:rPr>
+          <w:rFonts w:ascii="Tahoma" w:hAnsi="Tahoma" w:cs="Tahoma"/>
+        </w:rPr>
+        <w:t>below  :</w:t>
+      </w:r>
+      <w:proofErr w:type="gramEnd"/>
       <w:r>
         <w:rPr>
           <w:rFonts w:ascii="Tahoma" w:hAnsi="Tahoma" w:cs="Tahoma"/>
@@ -3510,7 +3646,21 @@
         <w:rPr>
           <w:rFonts w:ascii="Tahoma" w:hAnsi="Tahoma" w:cs="Tahoma"/>
         </w:rPr>
-        <w:t xml:space="preserve">Value of the appeal is Rs.________/- </w:t>
+        <w:t xml:space="preserve">Value of the appeal is </w:t>
+      </w:r>
+      <w:proofErr w:type="gramStart"/>
+      <w:r>
+        <w:rPr>
+          <w:rFonts w:ascii="Tahoma" w:hAnsi="Tahoma" w:cs="Tahoma"/>
+        </w:rPr>
+        <w:t>Rs._</w:t>
+      </w:r>
+      <w:proofErr w:type="gramEnd"/>
+      <w:r>
+        <w:rPr>
+          <w:rFonts w:ascii="Tahoma" w:hAnsi="Tahoma" w:cs="Tahoma"/>
+        </w:rPr>
+        <w:t xml:space="preserve">_______/- </w:t>
       </w:r>
       <w:r>
         <w:rPr>
@@ -3625,6 +3775,7 @@
           <w:rFonts w:ascii="Tahoma" w:hAnsi="Tahoma" w:cs="Tahoma"/>
           <w:noProof/>
         </w:rPr>
+        <w:lastRenderedPageBreak/>
         <w:t>{{district}}</w:t>
       </w:r>
       <w:r>
@@ -3656,7 +3807,7 @@
           <w:rFonts w:ascii="Tahoma" w:hAnsi="Tahoma" w:cs="Tahoma"/>
           <w:noProof/>
         </w:rPr>
-        <w:t>HIGH COURT FOR THE STATE OF TELANGANA AT HYDERABAD</w:t>
+        <w:t>IN THE HIGH COURT FOR THE STATE OF TELANGANA AT HYDERABAD</w:t>
       </w:r>
     </w:p>
     <w:p>
@@ -3708,7 +3859,7 @@
           <w:rFonts w:ascii="Tahoma" w:eastAsia="MS Mincho" w:hAnsi="Tahoma" w:cs="Tahoma"/>
           <w:noProof/>
         </w:rPr>
-        <w:t>year</w:t>
+        <w:t>{{year}}</w:t>
       </w:r>
     </w:p>
     <w:p>
@@ -3774,7 +3925,15 @@
           <w:rFonts w:ascii="Tahoma" w:hAnsi="Tahoma" w:cs="Tahoma"/>
           <w:noProof/>
         </w:rPr>
-        <w:t>{{lcod}}</w:t>
+        <w:t>{{lcod}</w:t>
+      </w:r>
+      <w:proofErr w:type="gramStart"/>
+      <w:r>
+        <w:rPr>
+          <w:rFonts w:ascii="Tahoma" w:hAnsi="Tahoma" w:cs="Tahoma"/>
+          <w:noProof/>
+        </w:rPr>
+        <w:t>}</w:t>
       </w:r>
       <w:r>
         <w:rPr>
@@ -3792,7 +3951,14 @@
         <w:rPr>
           <w:rFonts w:ascii="Tahoma" w:hAnsi="Tahoma" w:cs="Tahoma"/>
         </w:rPr>
-        <w:t xml:space="preserve"> on the file of M</w:t>
+        <w:t xml:space="preserve"> on</w:t>
+      </w:r>
+      <w:proofErr w:type="gramEnd"/>
+      <w:r>
+        <w:rPr>
+          <w:rFonts w:ascii="Tahoma" w:hAnsi="Tahoma" w:cs="Tahoma"/>
+        </w:rPr>
+        <w:t xml:space="preserve"> the file of M</w:t>
       </w:r>
       <w:r>
         <w:rPr>
@@ -4013,14 +4179,29 @@
         <w:rPr>
           <w:rFonts w:ascii="Tahoma" w:hAnsi="Tahoma" w:cs="Tahoma"/>
         </w:rPr>
-        <w:t xml:space="preserve">Filed on:  </w:t>
-      </w:r>
-      <w:r>
-        <w:rPr>
-          <w:rFonts w:ascii="Tahoma" w:hAnsi="Tahoma" w:cs="Tahoma"/>
-          <w:noProof/>
-        </w:rPr>
-        <w:t>{{dof}}</w:t>
+        <w:t>Filed on</w:t>
+      </w:r>
+      <w:proofErr w:type="gramStart"/>
+      <w:r>
+        <w:rPr>
+          <w:rFonts w:ascii="Tahoma" w:hAnsi="Tahoma" w:cs="Tahoma"/>
+        </w:rPr>
+        <w:t xml:space="preserve">:  </w:t>
+      </w:r>
+      <w:r>
+        <w:rPr>
+          <w:rFonts w:ascii="Tahoma" w:hAnsi="Tahoma" w:cs="Tahoma"/>
+          <w:noProof/>
+        </w:rPr>
+        <w:t>{</w:t>
+      </w:r>
+      <w:proofErr w:type="gramEnd"/>
+      <w:r>
+        <w:rPr>
+          <w:rFonts w:ascii="Tahoma" w:hAnsi="Tahoma" w:cs="Tahoma"/>
+          <w:noProof/>
+        </w:rPr>
+        <w:t>{dof}}</w:t>
       </w:r>
     </w:p>
     <w:p>
@@ -4144,7 +4325,7 @@
           <w:sz w:val="28"/>
         </w:rPr>
         <w:lastRenderedPageBreak/>
-        <w:t>HIGH COURT FOR THE STATE OF TELANGANA AT HYDERABAD</w:t>
+        <w:t>IN THE HIGH COURT FOR THE STATE OF TELANGANA AT HYDERABAD</w:t>
       </w:r>
     </w:p>
     <w:p>
@@ -4190,11 +4371,19 @@
           <w:rFonts w:ascii="Tahoma" w:hAnsi="Tahoma" w:cs="Tahoma"/>
         </w:rPr>
       </w:pPr>
-      <w:r>
-        <w:rPr>
-          <w:rFonts w:ascii="Tahoma" w:hAnsi="Tahoma" w:cs="Tahoma"/>
-        </w:rPr>
-        <w:t xml:space="preserve">M.A.C.M.A.No.                  </w:t>
+      <w:proofErr w:type="spellStart"/>
+      <w:r>
+        <w:rPr>
+          <w:rFonts w:ascii="Tahoma" w:hAnsi="Tahoma" w:cs="Tahoma"/>
+        </w:rPr>
+        <w:t>M.A.C.M.A.No</w:t>
+      </w:r>
+      <w:proofErr w:type="spellEnd"/>
+      <w:r>
+        <w:rPr>
+          <w:rFonts w:ascii="Tahoma" w:hAnsi="Tahoma" w:cs="Tahoma"/>
+        </w:rPr>
+        <w:t xml:space="preserve">.                  </w:t>
       </w:r>
       <w:r>
         <w:rPr>
@@ -4214,7 +4403,7 @@
           <w:rFonts w:ascii="Tahoma" w:hAnsi="Tahoma" w:cs="Tahoma"/>
           <w:noProof/>
         </w:rPr>
-        <w:t>year</w:t>
+        <w:t>{{year}}</w:t>
       </w:r>
     </w:p>
     <w:p>
@@ -4262,7 +4451,15 @@
           <w:rFonts w:ascii="Tahoma" w:hAnsi="Tahoma" w:cs="Tahoma"/>
           <w:noProof/>
         </w:rPr>
-        <w:t>{{lcod}}</w:t>
+        <w:t>{{lcod}</w:t>
+      </w:r>
+      <w:proofErr w:type="gramStart"/>
+      <w:r>
+        <w:rPr>
+          <w:rFonts w:ascii="Tahoma" w:hAnsi="Tahoma" w:cs="Tahoma"/>
+          <w:noProof/>
+        </w:rPr>
+        <w:t>}</w:t>
       </w:r>
       <w:r>
         <w:rPr>
@@ -4280,7 +4477,14 @@
         <w:rPr>
           <w:rFonts w:ascii="Tahoma" w:hAnsi="Tahoma" w:cs="Tahoma"/>
         </w:rPr>
-        <w:t xml:space="preserve"> on the file of M</w:t>
+        <w:t xml:space="preserve"> on</w:t>
+      </w:r>
+      <w:proofErr w:type="gramEnd"/>
+      <w:r>
+        <w:rPr>
+          <w:rFonts w:ascii="Tahoma" w:hAnsi="Tahoma" w:cs="Tahoma"/>
+        </w:rPr>
+        <w:t xml:space="preserve"> the file of M</w:t>
       </w:r>
       <w:r>
         <w:rPr>
@@ -4344,11 +4548,19 @@
           <w:rFonts w:ascii="Tahoma" w:hAnsi="Tahoma" w:cs="Tahoma"/>
         </w:rPr>
       </w:pPr>
-      <w:r>
-        <w:rPr>
-          <w:rFonts w:ascii="Tahoma" w:hAnsi="Tahoma" w:cs="Tahoma"/>
-        </w:rPr>
-        <w:t>..Appellant (s)</w:t>
+      <w:proofErr w:type="gramStart"/>
+      <w:r>
+        <w:rPr>
+          <w:rFonts w:ascii="Tahoma" w:hAnsi="Tahoma" w:cs="Tahoma"/>
+        </w:rPr>
+        <w:t>..</w:t>
+      </w:r>
+      <w:proofErr w:type="gramEnd"/>
+      <w:r>
+        <w:rPr>
+          <w:rFonts w:ascii="Tahoma" w:hAnsi="Tahoma" w:cs="Tahoma"/>
+        </w:rPr>
+        <w:t>Appellant (s)</w:t>
       </w:r>
     </w:p>
     <w:p>
@@ -4395,11 +4607,19 @@
           <w:rFonts w:ascii="Tahoma" w:hAnsi="Tahoma" w:cs="Tahoma"/>
         </w:rPr>
       </w:pPr>
-      <w:r>
-        <w:rPr>
-          <w:rFonts w:ascii="Tahoma" w:hAnsi="Tahoma" w:cs="Tahoma"/>
-        </w:rPr>
-        <w:t>.Respondent(s)</w:t>
+      <w:proofErr w:type="gramStart"/>
+      <w:r>
+        <w:rPr>
+          <w:rFonts w:ascii="Tahoma" w:hAnsi="Tahoma" w:cs="Tahoma"/>
+        </w:rPr>
+        <w:t>.Respondent</w:t>
+      </w:r>
+      <w:proofErr w:type="gramEnd"/>
+      <w:r>
+        <w:rPr>
+          <w:rFonts w:ascii="Tahoma" w:hAnsi="Tahoma" w:cs="Tahoma"/>
+        </w:rPr>
+        <w:t>(s)</w:t>
       </w:r>
     </w:p>
     <w:p>
@@ -4507,26 +4727,24 @@
           <w:rFonts w:ascii="Tahoma" w:hAnsi="Tahoma" w:cs="Tahoma"/>
           <w:sz w:val="18"/>
         </w:rPr>
-        <w:t xml:space="preserve">     Advocate/s of the High Court to appear for me/us in the above Appeal/Petition and to conduct and prosecute (or defend) the same and all proceedings that may be taken in respect of any application connected with the same or any decree or order passed therein including all applications for return of documents or the receipt of any money that may be payable to me/us in the said Appeal/Petition and also to appear in all applications under Clause-XV of the Letters Pattent and in all applications for review and for leave to the Supreme Court of India and in all applications review of judgment.</w:t>
-      </w:r>
-    </w:p>
-    <w:p>
-      <w:pPr>
-        <w:jc w:val="both"/>
+        <w:t xml:space="preserve">     Advocate/s of the High Court to appear for me/us in the above Appeal/Petition and to conduct and prosecute (or defend) the same and all proceedings that may be taken in respect of any application connected with the same or any decree or order passed therein including all applications for return of documents or the receipt of any money that may be payable to me/us in the said Appeal/Petition and also to appear in all applications under Clause-XV of the Letters </w:t>
+      </w:r>
+      <w:proofErr w:type="spellStart"/>
+      <w:r>
         <w:rPr>
           <w:rFonts w:ascii="Tahoma" w:hAnsi="Tahoma" w:cs="Tahoma"/>
           <w:sz w:val="18"/>
         </w:rPr>
-      </w:pPr>
-    </w:p>
-    <w:p>
-      <w:pPr>
-        <w:jc w:val="both"/>
+        <w:t>Pattent</w:t>
+      </w:r>
+      <w:proofErr w:type="spellEnd"/>
+      <w:r>
         <w:rPr>
           <w:rFonts w:ascii="Tahoma" w:hAnsi="Tahoma" w:cs="Tahoma"/>
           <w:sz w:val="18"/>
         </w:rPr>
-      </w:pPr>
+        <w:t xml:space="preserve"> and in all applications for review and for leave to the Supreme Court of India and in all applications review of judgment.</w:t>
+      </w:r>
     </w:p>
     <w:p>
       <w:pPr>
@@ -4599,11 +4817,29 @@
           <w:sz w:val="18"/>
         </w:rPr>
       </w:pPr>
-      <w:r>
+    </w:p>
+    <w:p>
+      <w:pPr>
+        <w:jc w:val="both"/>
         <w:rPr>
           <w:rFonts w:ascii="Tahoma" w:hAnsi="Tahoma" w:cs="Tahoma"/>
           <w:sz w:val="18"/>
         </w:rPr>
+      </w:pPr>
+    </w:p>
+    <w:p>
+      <w:pPr>
+        <w:jc w:val="both"/>
+        <w:rPr>
+          <w:rFonts w:ascii="Tahoma" w:hAnsi="Tahoma" w:cs="Tahoma"/>
+          <w:sz w:val="18"/>
+        </w:rPr>
+      </w:pPr>
+      <w:r>
+        <w:rPr>
+          <w:rFonts w:ascii="Tahoma" w:hAnsi="Tahoma" w:cs="Tahoma"/>
+          <w:sz w:val="18"/>
+        </w:rPr>
         <w:t xml:space="preserve">     I certify that the contents this Vakalatnama were read out and explained in Urdu/Hindi/Telugu to the executant or executants who appeared perfectly to understand the same and made his/her/their signatures or mark in my presence.</w:t>
       </w:r>
     </w:p>
@@ -4637,7 +4873,7 @@
           <w:noProof/>
           <w:sz w:val="22"/>
         </w:rPr>
-        <w:t>year</w:t>
+        <w:t>{{year}}</w:t>
       </w:r>
       <w:r>
         <w:rPr>
@@ -4683,7 +4919,21 @@
         <w:rPr>
           <w:rFonts w:ascii="Tahoma" w:hAnsi="Tahoma" w:cs="Tahoma"/>
         </w:rPr>
-        <w:t xml:space="preserve">                                   ADVOCATE :: </w:t>
+        <w:t xml:space="preserve">                                   </w:t>
+      </w:r>
+      <w:proofErr w:type="gramStart"/>
+      <w:r>
+        <w:rPr>
+          <w:rFonts w:ascii="Tahoma" w:hAnsi="Tahoma" w:cs="Tahoma"/>
+        </w:rPr>
+        <w:t>ADVOCATE :</w:t>
+      </w:r>
+      <w:proofErr w:type="gramEnd"/>
+      <w:r>
+        <w:rPr>
+          <w:rFonts w:ascii="Tahoma" w:hAnsi="Tahoma" w:cs="Tahoma"/>
+        </w:rPr>
+        <w:t xml:space="preserve">: </w:t>
       </w:r>
       <w:r>
         <w:rPr>
@@ -4706,12 +4956,20 @@
         </w:rPr>
         <w:br w:type="page"/>
       </w:r>
+      <w:proofErr w:type="spellStart"/>
       <w:r>
         <w:rPr>
           <w:rFonts w:ascii="Tahoma" w:hAnsi="Tahoma" w:cs="Tahoma"/>
         </w:rPr>
         <w:lastRenderedPageBreak/>
-        <w:t>S.R.No.</w:t>
+        <w:t>S.R.No</w:t>
+      </w:r>
+      <w:proofErr w:type="spellEnd"/>
+      <w:r>
+        <w:rPr>
+          <w:rFonts w:ascii="Tahoma" w:hAnsi="Tahoma" w:cs="Tahoma"/>
+        </w:rPr>
+        <w:t>.</w:t>
       </w:r>
     </w:p>
     <w:p>
@@ -4783,7 +5041,7 @@
           <w:b/>
           <w:noProof/>
         </w:rPr>
-        <w:t>HIGH COURT FOR THE STATE OF TELANGANA AT HYDERABAD</w:t>
+        <w:t>IN THE HIGH COURT FOR THE STATE OF TELANGANA AT HYDERABAD</w:t>
       </w:r>
     </w:p>
     <w:p>
@@ -4850,18 +5108,26 @@
           <w:rFonts w:ascii="Tahoma" w:hAnsi="Tahoma" w:cs="Tahoma"/>
         </w:rPr>
       </w:pPr>
-      <w:r>
-        <w:rPr>
-          <w:rFonts w:ascii="Tahoma" w:hAnsi="Tahoma" w:cs="Tahoma"/>
-        </w:rPr>
-        <w:t xml:space="preserve">M.A.C.M.A.No.             OF </w:t>
-      </w:r>
-      <w:r>
-        <w:rPr>
-          <w:rFonts w:ascii="Tahoma" w:hAnsi="Tahoma" w:cs="Tahoma"/>
-          <w:noProof/>
-        </w:rPr>
-        <w:t>year</w:t>
+      <w:proofErr w:type="spellStart"/>
+      <w:r>
+        <w:rPr>
+          <w:rFonts w:ascii="Tahoma" w:hAnsi="Tahoma" w:cs="Tahoma"/>
+        </w:rPr>
+        <w:t>M.A.C.M.A.No</w:t>
+      </w:r>
+      <w:proofErr w:type="spellEnd"/>
+      <w:r>
+        <w:rPr>
+          <w:rFonts w:ascii="Tahoma" w:hAnsi="Tahoma" w:cs="Tahoma"/>
+        </w:rPr>
+        <w:t xml:space="preserve">.             OF </w:t>
+      </w:r>
+      <w:r>
+        <w:rPr>
+          <w:rFonts w:ascii="Tahoma" w:hAnsi="Tahoma" w:cs="Tahoma"/>
+          <w:noProof/>
+        </w:rPr>
+        <w:t>{{year}}</w:t>
       </w:r>
     </w:p>
     <w:p>
@@ -4923,7 +5189,15 @@
           <w:rFonts w:ascii="Tahoma" w:hAnsi="Tahoma" w:cs="Tahoma"/>
           <w:noProof/>
         </w:rPr>
-        <w:t>{{lcod}}</w:t>
+        <w:t>{{lcod}</w:t>
+      </w:r>
+      <w:proofErr w:type="gramStart"/>
+      <w:r>
+        <w:rPr>
+          <w:rFonts w:ascii="Tahoma" w:hAnsi="Tahoma" w:cs="Tahoma"/>
+          <w:noProof/>
+        </w:rPr>
+        <w:t>}</w:t>
       </w:r>
       <w:r>
         <w:rPr>
@@ -4941,7 +5215,14 @@
         <w:rPr>
           <w:rFonts w:ascii="Tahoma" w:hAnsi="Tahoma" w:cs="Tahoma"/>
         </w:rPr>
-        <w:t xml:space="preserve"> on the file of M</w:t>
+        <w:t xml:space="preserve"> on</w:t>
+      </w:r>
+      <w:proofErr w:type="gramEnd"/>
+      <w:r>
+        <w:rPr>
+          <w:rFonts w:ascii="Tahoma" w:hAnsi="Tahoma" w:cs="Tahoma"/>
+        </w:rPr>
+        <w:t xml:space="preserve"> the file of M</w:t>
       </w:r>
       <w:r>
         <w:rPr>
@@ -5098,8 +5379,16 @@
         <w:rPr>
           <w:rFonts w:ascii="Tahoma" w:hAnsi="Tahoma" w:cs="Tahoma"/>
         </w:rPr>
-        <w:t>COUNSEL FOR  PETITIONER</w:t>
-      </w:r>
+        <w:t xml:space="preserve">COUNSEL </w:t>
+      </w:r>
+      <w:proofErr w:type="gramStart"/>
+      <w:r>
+        <w:rPr>
+          <w:rFonts w:ascii="Tahoma" w:hAnsi="Tahoma" w:cs="Tahoma"/>
+        </w:rPr>
+        <w:t>FOR  PETITIONER</w:t>
+      </w:r>
+      <w:proofErr w:type="gramEnd"/>
     </w:p>
     <w:p>
       <w:pPr>
@@ -5151,11 +5440,19 @@
           <w:rFonts w:ascii="Tahoma" w:hAnsi="Tahoma" w:cs="Tahoma"/>
         </w:rPr>
       </w:pPr>
-      <w:r>
-        <w:rPr>
-          <w:rFonts w:ascii="Tahoma" w:hAnsi="Tahoma" w:cs="Tahoma"/>
-        </w:rPr>
-        <w:t xml:space="preserve">DATE :   </w:t>
+      <w:proofErr w:type="gramStart"/>
+      <w:r>
+        <w:rPr>
+          <w:rFonts w:ascii="Tahoma" w:hAnsi="Tahoma" w:cs="Tahoma"/>
+        </w:rPr>
+        <w:t>DATE :</w:t>
+      </w:r>
+      <w:proofErr w:type="gramEnd"/>
+      <w:r>
+        <w:rPr>
+          <w:rFonts w:ascii="Tahoma" w:hAnsi="Tahoma" w:cs="Tahoma"/>
+        </w:rPr>
+        <w:t xml:space="preserve">   </w:t>
       </w:r>
       <w:r>
         <w:rPr>
@@ -5372,7 +5669,7 @@
           <w:rFonts w:ascii="Tahoma" w:hAnsi="Tahoma" w:cs="Tahoma"/>
           <w:noProof/>
         </w:rPr>
-        <w:t>year</w:t>
+        <w:t>{{year}}</w:t>
       </w:r>
     </w:p>
     <w:p>
@@ -5833,14 +6130,47 @@
           <w:iCs/>
           <w:szCs w:val="24"/>
         </w:rPr>
-        <w:t>Date of Order/ Decree:  </w:t>
-      </w:r>
-      <w:r>
-        <w:rPr>
-          <w:rFonts w:ascii="Tahoma" w:hAnsi="Tahoma" w:cs="Tahoma"/>
-          <w:noProof/>
-        </w:rPr>
-        <w:t>{{lcod}}</w:t>
+        <w:t>Date of Order/ Decree</w:t>
+      </w:r>
+      <w:proofErr w:type="gramStart"/>
+      <w:r>
+        <w:rPr>
+          <w:rFonts w:ascii="Tahoma" w:hAnsi="Tahoma" w:cs="Tahoma"/>
+          <w:iCs/>
+          <w:szCs w:val="24"/>
+        </w:rPr>
+        <w:t>:  </w:t>
+      </w:r>
+      <w:r>
+        <w:rPr>
+          <w:rFonts w:ascii="Tahoma" w:hAnsi="Tahoma" w:cs="Tahoma"/>
+          <w:noProof/>
+        </w:rPr>
+        <w:t>{</w:t>
+      </w:r>
+      <w:proofErr w:type="gramEnd"/>
+      <w:r>
+        <w:rPr>
+          <w:rFonts w:ascii="Tahoma" w:hAnsi="Tahoma" w:cs="Tahoma"/>
+          <w:noProof/>
+        </w:rPr>
+        <w:t>{</w:t>
+      </w:r>
+      <w:proofErr w:type="spellStart"/>
+      <w:r>
+        <w:rPr>
+          <w:rFonts w:ascii="Tahoma" w:hAnsi="Tahoma" w:cs="Tahoma"/>
+          <w:noProof/>
+        </w:rPr>
+        <w:t>lcod</w:t>
+      </w:r>
+      <w:proofErr w:type="spellEnd"/>
+      <w:r>
+        <w:rPr>
+          <w:rFonts w:ascii="Tahoma" w:hAnsi="Tahoma" w:cs="Tahoma"/>
+          <w:noProof/>
+        </w:rPr>
+        <w:t>}}</w:t>
       </w:r>
     </w:p>
     <w:p>
@@ -5908,14 +6238,24 @@
           <w:iCs/>
           <w:szCs w:val="24"/>
         </w:rPr>
-        <w:t>Presented on     :</w:t>
-      </w:r>
+        <w:t xml:space="preserve">Presented on   </w:t>
+      </w:r>
+      <w:proofErr w:type="gramStart"/>
       <w:r>
         <w:rPr>
           <w:rFonts w:ascii="Tahoma" w:hAnsi="Tahoma" w:cs="Tahoma"/>
           <w:iCs/>
           <w:szCs w:val="24"/>
         </w:rPr>
+        <w:t xml:space="preserve">  :</w:t>
+      </w:r>
+      <w:proofErr w:type="gramEnd"/>
+      <w:r>
+        <w:rPr>
+          <w:rFonts w:ascii="Tahoma" w:hAnsi="Tahoma" w:cs="Tahoma"/>
+          <w:iCs/>
+          <w:szCs w:val="24"/>
+        </w:rPr>
         <w:tab/>
       </w:r>
       <w:r>
@@ -5959,8 +6299,18 @@
           <w:iCs/>
           <w:szCs w:val="24"/>
         </w:rPr>
-        <w:t>Represented on :</w:t>
-      </w:r>
+        <w:t xml:space="preserve">Represented </w:t>
+      </w:r>
+      <w:proofErr w:type="gramStart"/>
+      <w:r>
+        <w:rPr>
+          <w:rFonts w:ascii="Tahoma" w:hAnsi="Tahoma" w:cs="Tahoma"/>
+          <w:iCs/>
+          <w:szCs w:val="24"/>
+        </w:rPr>
+        <w:t>on :</w:t>
+      </w:r>
+      <w:proofErr w:type="gramEnd"/>
     </w:p>
     <w:p>
       <w:pPr>
@@ -5989,14 +6339,24 @@
           <w:szCs w:val="24"/>
         </w:rPr>
         <w:tab/>
-        <w:t xml:space="preserve">     :</w:t>
-      </w:r>
+        <w:t xml:space="preserve">   </w:t>
+      </w:r>
+      <w:proofErr w:type="gramStart"/>
       <w:r>
         <w:rPr>
           <w:rFonts w:ascii="Tahoma" w:hAnsi="Tahoma" w:cs="Tahoma"/>
           <w:iCs/>
           <w:szCs w:val="24"/>
         </w:rPr>
+        <w:t xml:space="preserve">  :</w:t>
+      </w:r>
+      <w:proofErr w:type="gramEnd"/>
+      <w:r>
+        <w:rPr>
+          <w:rFonts w:ascii="Tahoma" w:hAnsi="Tahoma" w:cs="Tahoma"/>
+          <w:iCs/>
+          <w:szCs w:val="24"/>
+        </w:rPr>
         <w:tab/>
       </w:r>
     </w:p>
@@ -6018,8 +6378,18 @@
           <w:iCs/>
           <w:szCs w:val="24"/>
         </w:rPr>
-        <w:t>Admitted on      :</w:t>
-      </w:r>
+        <w:t xml:space="preserve">Admitted on    </w:t>
+      </w:r>
+      <w:proofErr w:type="gramStart"/>
+      <w:r>
+        <w:rPr>
+          <w:rFonts w:ascii="Tahoma" w:hAnsi="Tahoma" w:cs="Tahoma"/>
+          <w:iCs/>
+          <w:szCs w:val="24"/>
+        </w:rPr>
+        <w:t xml:space="preserve">  :</w:t>
+      </w:r>
+      <w:proofErr w:type="gramEnd"/>
     </w:p>
     <w:p>
       <w:pPr>
@@ -6092,7 +6462,7 @@
           <w:rFonts w:ascii="Tahoma" w:hAnsi="Tahoma" w:cs="Tahoma"/>
           <w:noProof/>
         </w:rPr>
-        <w:t>HIGH COURT FOR THE STATE OF TELANGANA AT HYDERABAD</w:t>
+        <w:t>IN THE HIGH COURT FOR THE STATE OF TELANGANA AT HYDERABAD</w:t>
       </w:r>
     </w:p>
     <w:p>
@@ -6129,7 +6499,7 @@
           <w:rFonts w:ascii="Tahoma" w:eastAsia="MS Mincho" w:hAnsi="Tahoma" w:cs="Tahoma"/>
           <w:noProof/>
         </w:rPr>
-        <w:t>year</w:t>
+        <w:t>{{year}}</w:t>
       </w:r>
     </w:p>
     <w:p>
@@ -6180,7 +6550,7 @@
           <w:rFonts w:ascii="Tahoma" w:eastAsia="MS Mincho" w:hAnsi="Tahoma" w:cs="Tahoma"/>
           <w:noProof/>
         </w:rPr>
-        <w:t>year</w:t>
+        <w:t>{{year}}</w:t>
       </w:r>
     </w:p>
     <w:p>
@@ -6248,7 +6618,20 @@
           <w:rFonts w:ascii="Tahoma" w:hAnsi="Tahoma" w:cs="Tahoma"/>
         </w:rPr>
         <w:tab/>
-        <w:t>..Petitioner</w:t>
+      </w:r>
+      <w:proofErr w:type="gramStart"/>
+      <w:r>
+        <w:rPr>
+          <w:rFonts w:ascii="Tahoma" w:hAnsi="Tahoma" w:cs="Tahoma"/>
+        </w:rPr>
+        <w:t>..</w:t>
+      </w:r>
+      <w:proofErr w:type="gramEnd"/>
+      <w:r>
+        <w:rPr>
+          <w:rFonts w:ascii="Tahoma" w:hAnsi="Tahoma" w:cs="Tahoma"/>
+        </w:rPr>
+        <w:t>Petitioner</w:t>
       </w:r>
     </w:p>
     <w:p>
@@ -6295,11 +6678,19 @@
           <w:rFonts w:ascii="Tahoma" w:hAnsi="Tahoma" w:cs="Tahoma"/>
         </w:rPr>
       </w:pPr>
-      <w:r>
-        <w:rPr>
-          <w:rFonts w:ascii="Tahoma" w:hAnsi="Tahoma" w:cs="Tahoma"/>
-        </w:rPr>
-        <w:t>..Respondent</w:t>
+      <w:proofErr w:type="gramStart"/>
+      <w:r>
+        <w:rPr>
+          <w:rFonts w:ascii="Tahoma" w:hAnsi="Tahoma" w:cs="Tahoma"/>
+        </w:rPr>
+        <w:t>..</w:t>
+      </w:r>
+      <w:proofErr w:type="gramEnd"/>
+      <w:r>
+        <w:rPr>
+          <w:rFonts w:ascii="Tahoma" w:hAnsi="Tahoma" w:cs="Tahoma"/>
+        </w:rPr>
+        <w:t>Respondent</w:t>
       </w:r>
     </w:p>
     <w:p>
@@ -6344,8 +6735,8 @@
         </w:rPr>
         <w:t xml:space="preserve">prayed that this </w:t>
       </w:r>
-      <w:smartTag w:uri="urn:schemas-microsoft-com:office:smarttags" w:element="address">
-        <w:smartTag w:uri="urn:schemas-microsoft-com:office:smarttags" w:element="Street">
+      <w:smartTag w:uri="urn:schemas-microsoft-com:office:smarttags" w:element="Street">
+        <w:smartTag w:uri="urn:schemas-microsoft-com:office:smarttags" w:element="address">
           <w:r>
             <w:rPr>
               <w:rFonts w:ascii="Tahoma" w:hAnsi="Tahoma" w:cs="Tahoma"/>
@@ -6526,7 +6917,15 @@
           <w:noProof/>
         </w:rPr>
         <w:lastRenderedPageBreak/>
-        <w:t>{{district}}</w:t>
+        <w:t>{{district</w:t>
+      </w:r>
+      <w:proofErr w:type="gramStart"/>
+      <w:r>
+        <w:rPr>
+          <w:rFonts w:ascii="Tahoma" w:hAnsi="Tahoma" w:cs="Tahoma"/>
+          <w:noProof/>
+        </w:rPr>
+        <w:t>}}</w:t>
       </w:r>
       <w:r>
         <w:rPr>
@@ -6541,48 +6940,49 @@
         </w:rPr>
         <w:t xml:space="preserve"> District</w:t>
       </w:r>
-    </w:p>
-    <w:p>
-      <w:pPr>
-        <w:ind w:left="4320" w:right="-720"/>
-        <w:jc w:val="center"/>
-        <w:rPr>
-          <w:rFonts w:ascii="Tahoma" w:hAnsi="Tahoma" w:cs="Tahoma"/>
-        </w:rPr>
-      </w:pPr>
-    </w:p>
-    <w:p>
-      <w:pPr>
-        <w:ind w:left="4320" w:right="-720"/>
-        <w:jc w:val="center"/>
-        <w:rPr>
-          <w:rFonts w:ascii="Tahoma" w:hAnsi="Tahoma" w:cs="Tahoma"/>
-        </w:rPr>
-      </w:pPr>
-    </w:p>
-    <w:p>
-      <w:pPr>
-        <w:ind w:left="4320" w:right="-720"/>
-        <w:jc w:val="center"/>
-        <w:rPr>
-          <w:rFonts w:ascii="Tahoma" w:hAnsi="Tahoma" w:cs="Tahoma"/>
-        </w:rPr>
-      </w:pPr>
-    </w:p>
-    <w:p>
-      <w:pPr>
-        <w:ind w:left="4320" w:right="-720"/>
-        <w:jc w:val="center"/>
-        <w:rPr>
-          <w:rFonts w:ascii="Tahoma" w:hAnsi="Tahoma" w:cs="Tahoma"/>
-        </w:rPr>
-      </w:pPr>
-      <w:r>
-        <w:rPr>
-          <w:rFonts w:ascii="Tahoma" w:hAnsi="Tahoma" w:cs="Tahoma"/>
-          <w:noProof/>
-        </w:rPr>
-        <w:t>HIGH COURT FOR THE STATE OF TELANGANA AT HYDERABAD</w:t>
+      <w:proofErr w:type="gramEnd"/>
+    </w:p>
+    <w:p>
+      <w:pPr>
+        <w:ind w:left="4320" w:right="-720"/>
+        <w:jc w:val="center"/>
+        <w:rPr>
+          <w:rFonts w:ascii="Tahoma" w:hAnsi="Tahoma" w:cs="Tahoma"/>
+        </w:rPr>
+      </w:pPr>
+    </w:p>
+    <w:p>
+      <w:pPr>
+        <w:ind w:left="4320" w:right="-720"/>
+        <w:jc w:val="center"/>
+        <w:rPr>
+          <w:rFonts w:ascii="Tahoma" w:hAnsi="Tahoma" w:cs="Tahoma"/>
+        </w:rPr>
+      </w:pPr>
+    </w:p>
+    <w:p>
+      <w:pPr>
+        <w:ind w:left="4320" w:right="-720"/>
+        <w:jc w:val="center"/>
+        <w:rPr>
+          <w:rFonts w:ascii="Tahoma" w:hAnsi="Tahoma" w:cs="Tahoma"/>
+        </w:rPr>
+      </w:pPr>
+    </w:p>
+    <w:p>
+      <w:pPr>
+        <w:ind w:left="4320" w:right="-720"/>
+        <w:jc w:val="center"/>
+        <w:rPr>
+          <w:rFonts w:ascii="Tahoma" w:hAnsi="Tahoma" w:cs="Tahoma"/>
+        </w:rPr>
+      </w:pPr>
+      <w:r>
+        <w:rPr>
+          <w:rFonts w:ascii="Tahoma" w:hAnsi="Tahoma" w:cs="Tahoma"/>
+          <w:noProof/>
+        </w:rPr>
+        <w:t>IN THE HIGH COURT FOR THE STATE OF TELANGANA AT HYDERABAD</w:t>
       </w:r>
     </w:p>
     <w:p>
@@ -6636,7 +7036,7 @@
           <w:rFonts w:ascii="Tahoma" w:eastAsia="MS Mincho" w:hAnsi="Tahoma" w:cs="Tahoma"/>
           <w:noProof/>
         </w:rPr>
-        <w:t>year</w:t>
+        <w:t>{{year}}</w:t>
       </w:r>
     </w:p>
     <w:p>
@@ -6708,7 +7108,7 @@
           <w:rFonts w:ascii="Tahoma" w:eastAsia="MS Mincho" w:hAnsi="Tahoma" w:cs="Tahoma"/>
           <w:noProof/>
         </w:rPr>
-        <w:t>year</w:t>
+        <w:t>{{year}}</w:t>
       </w:r>
     </w:p>
     <w:p>
@@ -6845,6 +7245,7 @@
           <w:rFonts w:ascii="Tahoma" w:hAnsi="Tahoma" w:cs="Tahoma"/>
         </w:rPr>
       </w:pPr>
+      <w:proofErr w:type="gramStart"/>
       <w:r>
         <w:rPr>
           <w:rFonts w:ascii="Tahoma" w:hAnsi="Tahoma" w:cs="Tahoma"/>
@@ -6855,7 +7256,14 @@
         <w:rPr>
           <w:rFonts w:ascii="Tahoma" w:hAnsi="Tahoma" w:cs="Tahoma"/>
         </w:rPr>
-        <w:t xml:space="preserve">/ DIRECTION </w:t>
+        <w:t>/</w:t>
+      </w:r>
+      <w:proofErr w:type="gramEnd"/>
+      <w:r>
+        <w:rPr>
+          <w:rFonts w:ascii="Tahoma" w:hAnsi="Tahoma" w:cs="Tahoma"/>
+        </w:rPr>
+        <w:t xml:space="preserve"> DIRECTION </w:t>
       </w:r>
       <w:r>
         <w:rPr>
@@ -7003,7 +7411,21 @@
         <w:rPr>
           <w:rFonts w:ascii="Tahoma" w:hAnsi="Tahoma" w:cs="Tahoma"/>
         </w:rPr>
-        <w:t>Counsel For The Petitioner</w:t>
+        <w:t xml:space="preserve">Counsel For </w:t>
+      </w:r>
+      <w:proofErr w:type="gramStart"/>
+      <w:r>
+        <w:rPr>
+          <w:rFonts w:ascii="Tahoma" w:hAnsi="Tahoma" w:cs="Tahoma"/>
+        </w:rPr>
+        <w:t>The</w:t>
+      </w:r>
+      <w:proofErr w:type="gramEnd"/>
+      <w:r>
+        <w:rPr>
+          <w:rFonts w:ascii="Tahoma" w:hAnsi="Tahoma" w:cs="Tahoma"/>
+        </w:rPr>
+        <w:t xml:space="preserve"> Petitioner</w:t>
       </w:r>
     </w:p>
     <w:p>
@@ -7034,7 +7456,7 @@
           <w:noProof/>
         </w:rPr>
         <w:lastRenderedPageBreak/>
-        <w:t>HIGH COURT FOR THE STATE OF TELANGANA AT HYDERABAD</w:t>
+        <w:t>IN THE HIGH COURT FOR THE STATE OF TELANGANA AT HYDERABAD</w:t>
       </w:r>
     </w:p>
     <w:p>
@@ -7091,7 +7513,7 @@
           <w:rFonts w:ascii="Tahoma" w:eastAsia="MS Mincho" w:hAnsi="Tahoma" w:cs="Tahoma"/>
           <w:noProof/>
         </w:rPr>
-        <w:t>year</w:t>
+        <w:t>{{year}}</w:t>
       </w:r>
     </w:p>
     <w:p>
@@ -7163,7 +7585,7 @@
           <w:rFonts w:ascii="Tahoma" w:eastAsia="MS Mincho" w:hAnsi="Tahoma" w:cs="Tahoma"/>
           <w:noProof/>
         </w:rPr>
-        <w:t>year</w:t>
+        <w:t>{{year}}</w:t>
       </w:r>
     </w:p>
     <w:p>
@@ -7181,11 +7603,19 @@
           <w:rFonts w:ascii="Tahoma" w:hAnsi="Tahoma" w:cs="Tahoma"/>
         </w:rPr>
       </w:pPr>
-      <w:r>
-        <w:rPr>
-          <w:rFonts w:ascii="Tahoma" w:hAnsi="Tahoma" w:cs="Tahoma"/>
-        </w:rPr>
-        <w:t>Between :-</w:t>
+      <w:proofErr w:type="gramStart"/>
+      <w:r>
+        <w:rPr>
+          <w:rFonts w:ascii="Tahoma" w:hAnsi="Tahoma" w:cs="Tahoma"/>
+        </w:rPr>
+        <w:t>Between :</w:t>
+      </w:r>
+      <w:proofErr w:type="gramEnd"/>
+      <w:r>
+        <w:rPr>
+          <w:rFonts w:ascii="Tahoma" w:hAnsi="Tahoma" w:cs="Tahoma"/>
+        </w:rPr>
+        <w:t>-</w:t>
       </w:r>
     </w:p>
     <w:p>
@@ -7314,8 +7744,16 @@
           <w:rFonts w:ascii="Tahoma" w:hAnsi="Tahoma" w:cs="Tahoma"/>
         </w:rPr>
         <w:tab/>
-        <w:t xml:space="preserve">         ….Respondents</w:t>
-      </w:r>
+        <w:t xml:space="preserve">         </w:t>
+      </w:r>
+      <w:proofErr w:type="gramStart"/>
+      <w:r>
+        <w:rPr>
+          <w:rFonts w:ascii="Tahoma" w:hAnsi="Tahoma" w:cs="Tahoma"/>
+        </w:rPr>
+        <w:t>….Respondents</w:t>
+      </w:r>
+      <w:proofErr w:type="gramEnd"/>
     </w:p>
     <w:p>
       <w:pPr>
@@ -7669,14 +8107,14 @@
         <w:rPr>
           <w:rFonts w:ascii="Tahoma" w:hAnsi="Tahoma" w:cs="Tahoma"/>
         </w:rPr>
-        <w:t xml:space="preserve"> District, without any </w:t>
+        <w:t xml:space="preserve"> District, without any basis together </w:t>
       </w:r>
       <w:r>
         <w:rPr>
           <w:rFonts w:ascii="Tahoma" w:hAnsi="Tahoma" w:cs="Tahoma"/>
         </w:rPr>
         <w:lastRenderedPageBreak/>
-        <w:t>basis together with interest @ ___ % per annum from the date of ______ till the date of payment with costs.</w:t>
+        <w:t>with interest @ ___ % per annum from the date of ______ till the date of payment with costs.</w:t>
       </w:r>
     </w:p>
     <w:p>
@@ -7712,7 +8150,21 @@
         <w:rPr>
           <w:rFonts w:ascii="Tahoma" w:hAnsi="Tahoma" w:cs="Tahoma"/>
         </w:rPr>
-        <w:t xml:space="preserve">d granting a sum of Rs.______/- without any basis.  It is submitted that the </w:t>
+        <w:t xml:space="preserve">d granting a sum of </w:t>
+      </w:r>
+      <w:proofErr w:type="gramStart"/>
+      <w:r>
+        <w:rPr>
+          <w:rFonts w:ascii="Tahoma" w:hAnsi="Tahoma" w:cs="Tahoma"/>
+        </w:rPr>
+        <w:t>Rs._</w:t>
+      </w:r>
+      <w:proofErr w:type="gramEnd"/>
+      <w:r>
+        <w:rPr>
+          <w:rFonts w:ascii="Tahoma" w:hAnsi="Tahoma" w:cs="Tahoma"/>
+        </w:rPr>
+        <w:t xml:space="preserve">_____/- without any basis.  It is submitted that the </w:t>
       </w:r>
     </w:p>
     <w:p>
@@ -7745,8 +8197,8 @@
         </w:rPr>
         <w:t xml:space="preserve">     It is therefore prayed that this </w:t>
       </w:r>
-      <w:smartTag w:uri="urn:schemas-microsoft-com:office:smarttags" w:element="address">
-        <w:smartTag w:uri="urn:schemas-microsoft-com:office:smarttags" w:element="Street">
+      <w:smartTag w:uri="urn:schemas-microsoft-com:office:smarttags" w:element="Street">
+        <w:smartTag w:uri="urn:schemas-microsoft-com:office:smarttags" w:element="address">
           <w:r>
             <w:rPr>
               <w:rFonts w:ascii="Tahoma" w:hAnsi="Tahoma" w:cs="Tahoma"/>
@@ -7821,7 +8273,21 @@
         <w:rPr>
           <w:rFonts w:ascii="Tahoma" w:hAnsi="Tahoma" w:cs="Tahoma"/>
         </w:rPr>
-        <w:t xml:space="preserve">Last Page Corss....                             </w:t>
+        <w:t xml:space="preserve">Last Page </w:t>
+      </w:r>
+      <w:proofErr w:type="spellStart"/>
+      <w:r>
+        <w:rPr>
+          <w:rFonts w:ascii="Tahoma" w:hAnsi="Tahoma" w:cs="Tahoma"/>
+        </w:rPr>
+        <w:t>Corss</w:t>
+      </w:r>
+      <w:proofErr w:type="spellEnd"/>
+      <w:r>
+        <w:rPr>
+          <w:rFonts w:ascii="Tahoma" w:hAnsi="Tahoma" w:cs="Tahoma"/>
+        </w:rPr>
+        <w:t xml:space="preserve">....                             </w:t>
       </w:r>
       <w:r>
         <w:rPr>
@@ -7960,11 +8426,19 @@
           <w:rFonts w:ascii="Tahoma" w:hAnsi="Tahoma" w:cs="Tahoma"/>
         </w:rPr>
       </w:pPr>
-      <w:r>
-        <w:rPr>
-          <w:rFonts w:ascii="Tahoma" w:hAnsi="Tahoma" w:cs="Tahoma"/>
-        </w:rPr>
-        <w:t xml:space="preserve">ADVOCATE :: </w:t>
+      <w:proofErr w:type="gramStart"/>
+      <w:r>
+        <w:rPr>
+          <w:rFonts w:ascii="Tahoma" w:hAnsi="Tahoma" w:cs="Tahoma"/>
+        </w:rPr>
+        <w:t>ADVOCATE :</w:t>
+      </w:r>
+      <w:proofErr w:type="gramEnd"/>
+      <w:r>
+        <w:rPr>
+          <w:rFonts w:ascii="Tahoma" w:hAnsi="Tahoma" w:cs="Tahoma"/>
+        </w:rPr>
+        <w:t xml:space="preserve">: </w:t>
       </w:r>
       <w:r>
         <w:rPr>
@@ -8259,7 +8733,7 @@
           <w:rFonts w:ascii="Tahoma" w:eastAsia="MS Mincho" w:hAnsi="Tahoma" w:cs="Tahoma"/>
           <w:noProof/>
         </w:rPr>
-        <w:t>year</w:t>
+        <w:t>{{year}}</w:t>
       </w:r>
     </w:p>
     <w:p>
@@ -8315,47 +8789,62 @@
           <w:rFonts w:ascii="Tahoma" w:eastAsia="MS Mincho" w:hAnsi="Tahoma" w:cs="Tahoma"/>
           <w:noProof/>
         </w:rPr>
-        <w:t>year</w:t>
-      </w:r>
-    </w:p>
-    <w:p>
-      <w:pPr>
-        <w:ind w:left="4320" w:right="-720"/>
-        <w:jc w:val="center"/>
-        <w:rPr>
-          <w:rFonts w:ascii="Tahoma" w:hAnsi="Tahoma" w:cs="Tahoma"/>
-        </w:rPr>
-      </w:pPr>
-    </w:p>
-    <w:p>
-      <w:pPr>
-        <w:ind w:left="4320" w:right="-720"/>
-        <w:jc w:val="center"/>
-        <w:rPr>
-          <w:rFonts w:ascii="Tahoma" w:hAnsi="Tahoma" w:cs="Tahoma"/>
-        </w:rPr>
-      </w:pPr>
-    </w:p>
-    <w:p>
-      <w:pPr>
-        <w:ind w:left="4320" w:right="-720"/>
-        <w:jc w:val="center"/>
-        <w:rPr>
-          <w:rFonts w:ascii="Tahoma" w:hAnsi="Tahoma" w:cs="Tahoma"/>
-        </w:rPr>
-      </w:pPr>
-      <w:r>
-        <w:rPr>
-          <w:rFonts w:ascii="Tahoma" w:hAnsi="Tahoma" w:cs="Tahoma"/>
-          <w:noProof/>
-        </w:rPr>
-        <w:t>{{district}}</w:t>
-      </w:r>
-      <w:r>
-        <w:rPr>
-          <w:rFonts w:ascii="Tahoma" w:hAnsi="Tahoma" w:cs="Tahoma"/>
-        </w:rPr>
-        <w:t xml:space="preserve">    District</w:t>
+        <w:t>{{year}}</w:t>
+      </w:r>
+    </w:p>
+    <w:p>
+      <w:pPr>
+        <w:ind w:left="4320" w:right="-720"/>
+        <w:jc w:val="center"/>
+        <w:rPr>
+          <w:rFonts w:ascii="Tahoma" w:hAnsi="Tahoma" w:cs="Tahoma"/>
+        </w:rPr>
+      </w:pPr>
+    </w:p>
+    <w:p>
+      <w:pPr>
+        <w:ind w:left="4320" w:right="-720"/>
+        <w:jc w:val="center"/>
+        <w:rPr>
+          <w:rFonts w:ascii="Tahoma" w:hAnsi="Tahoma" w:cs="Tahoma"/>
+        </w:rPr>
+      </w:pPr>
+    </w:p>
+    <w:p>
+      <w:pPr>
+        <w:ind w:left="4320" w:right="-720"/>
+        <w:jc w:val="center"/>
+        <w:rPr>
+          <w:rFonts w:ascii="Tahoma" w:hAnsi="Tahoma" w:cs="Tahoma"/>
+        </w:rPr>
+      </w:pPr>
+      <w:r>
+        <w:rPr>
+          <w:rFonts w:ascii="Tahoma" w:hAnsi="Tahoma" w:cs="Tahoma"/>
+          <w:noProof/>
+        </w:rPr>
+        <w:t>{{district</w:t>
+      </w:r>
+      <w:proofErr w:type="gramStart"/>
+      <w:r>
+        <w:rPr>
+          <w:rFonts w:ascii="Tahoma" w:hAnsi="Tahoma" w:cs="Tahoma"/>
+          <w:noProof/>
+        </w:rPr>
+        <w:t>}}</w:t>
+      </w:r>
+      <w:r>
+        <w:rPr>
+          <w:rFonts w:ascii="Tahoma" w:hAnsi="Tahoma" w:cs="Tahoma"/>
+        </w:rPr>
+        <w:t xml:space="preserve">   </w:t>
+      </w:r>
+      <w:proofErr w:type="gramEnd"/>
+      <w:r>
+        <w:rPr>
+          <w:rFonts w:ascii="Tahoma" w:hAnsi="Tahoma" w:cs="Tahoma"/>
+        </w:rPr>
+        <w:t xml:space="preserve"> District</w:t>
       </w:r>
     </w:p>
     <w:p>
@@ -8512,8 +9001,8 @@
         </w:rPr>
         <w:t xml:space="preserve">The </w:t>
       </w:r>
-      <w:smartTag w:uri="urn:schemas-microsoft-com:office:smarttags" w:element="address">
-        <w:smartTag w:uri="urn:schemas-microsoft-com:office:smarttags" w:element="Street">
+      <w:smartTag w:uri="urn:schemas-microsoft-com:office:smarttags" w:element="Street">
+        <w:smartTag w:uri="urn:schemas-microsoft-com:office:smarttags" w:element="address">
           <w:r>
             <w:rPr>
               <w:rFonts w:ascii="Tahoma" w:hAnsi="Tahoma" w:cs="Tahoma"/>
@@ -8712,7 +9201,7 @@
           <w:rFonts w:ascii="Tahoma" w:hAnsi="Tahoma" w:cs="Tahoma"/>
           <w:noProof/>
         </w:rPr>
-        <w:t>HIGH COURT FOR THE STATE OF TELANGANA AT HYDERABAD</w:t>
+        <w:t>IN THE HIGH COURT FOR THE STATE OF TELANGANA AT HYDERABAD</w:t>
       </w:r>
     </w:p>
     <w:p>
@@ -8753,7 +9242,7 @@
           <w:rFonts w:ascii="Tahoma" w:eastAsia="MS Mincho" w:hAnsi="Tahoma" w:cs="Tahoma"/>
           <w:noProof/>
         </w:rPr>
-        <w:t>year</w:t>
+        <w:t>{{year}}</w:t>
       </w:r>
     </w:p>
     <w:p>
@@ -8796,7 +9285,7 @@
           <w:rFonts w:ascii="Tahoma" w:eastAsia="MS Mincho" w:hAnsi="Tahoma" w:cs="Tahoma"/>
           <w:noProof/>
         </w:rPr>
-        <w:t>year</w:t>
+        <w:t>{{year}}</w:t>
       </w:r>
     </w:p>
     <w:p>
@@ -8860,7 +9349,20 @@
           <w:rFonts w:ascii="Tahoma" w:hAnsi="Tahoma" w:cs="Tahoma"/>
         </w:rPr>
         <w:tab/>
-        <w:t>..Petitioner/ Appellant</w:t>
+      </w:r>
+      <w:proofErr w:type="gramStart"/>
+      <w:r>
+        <w:rPr>
+          <w:rFonts w:ascii="Tahoma" w:hAnsi="Tahoma" w:cs="Tahoma"/>
+        </w:rPr>
+        <w:t>..</w:t>
+      </w:r>
+      <w:proofErr w:type="gramEnd"/>
+      <w:r>
+        <w:rPr>
+          <w:rFonts w:ascii="Tahoma" w:hAnsi="Tahoma" w:cs="Tahoma"/>
+        </w:rPr>
+        <w:t>Petitioner/ Appellant</w:t>
       </w:r>
     </w:p>
     <w:p>
@@ -8905,11 +9407,19 @@
           <w:rFonts w:ascii="Tahoma" w:hAnsi="Tahoma" w:cs="Tahoma"/>
         </w:rPr>
       </w:pPr>
-      <w:r>
-        <w:rPr>
-          <w:rFonts w:ascii="Tahoma" w:hAnsi="Tahoma" w:cs="Tahoma"/>
-        </w:rPr>
-        <w:t>..Respondents/Respondents</w:t>
+      <w:proofErr w:type="gramStart"/>
+      <w:r>
+        <w:rPr>
+          <w:rFonts w:ascii="Tahoma" w:hAnsi="Tahoma" w:cs="Tahoma"/>
+        </w:rPr>
+        <w:t>..</w:t>
+      </w:r>
+      <w:proofErr w:type="gramEnd"/>
+      <w:r>
+        <w:rPr>
+          <w:rFonts w:ascii="Tahoma" w:hAnsi="Tahoma" w:cs="Tahoma"/>
+        </w:rPr>
+        <w:t>Respondents/Respondents</w:t>
       </w:r>
     </w:p>
     <w:p>
@@ -9097,7 +9607,16 @@
           <w:rFonts w:ascii="Tahoma" w:hAnsi="Tahoma" w:cs="Tahoma"/>
           <w:noProof/>
         </w:rPr>
-        <w:t>{{district}}</w:t>
+        <w:lastRenderedPageBreak/>
+        <w:t>{{district</w:t>
+      </w:r>
+      <w:proofErr w:type="gramStart"/>
+      <w:r>
+        <w:rPr>
+          <w:rFonts w:ascii="Tahoma" w:hAnsi="Tahoma" w:cs="Tahoma"/>
+          <w:noProof/>
+        </w:rPr>
+        <w:t>}}</w:t>
       </w:r>
       <w:r>
         <w:rPr>
@@ -9105,39 +9624,40 @@
         </w:rPr>
         <w:t xml:space="preserve">  District</w:t>
       </w:r>
-    </w:p>
-    <w:p>
-      <w:pPr>
-        <w:ind w:left="4320" w:right="-720"/>
-        <w:jc w:val="center"/>
-        <w:rPr>
-          <w:rFonts w:ascii="Tahoma" w:hAnsi="Tahoma" w:cs="Tahoma"/>
-        </w:rPr>
-      </w:pPr>
-    </w:p>
-    <w:p>
-      <w:pPr>
-        <w:ind w:left="4320" w:right="-720"/>
-        <w:jc w:val="center"/>
-        <w:rPr>
-          <w:rFonts w:ascii="Tahoma" w:hAnsi="Tahoma" w:cs="Tahoma"/>
-        </w:rPr>
-      </w:pPr>
-    </w:p>
-    <w:p>
-      <w:pPr>
-        <w:ind w:left="4320" w:right="-720"/>
-        <w:jc w:val="center"/>
-        <w:rPr>
-          <w:rFonts w:ascii="Tahoma" w:hAnsi="Tahoma" w:cs="Tahoma"/>
-        </w:rPr>
-      </w:pPr>
-      <w:r>
-        <w:rPr>
-          <w:rFonts w:ascii="Tahoma" w:hAnsi="Tahoma" w:cs="Tahoma"/>
-          <w:noProof/>
-        </w:rPr>
-        <w:t>HIGH COURT FOR THE STATE OF TELANGANA AT HYDERABAD</w:t>
+      <w:proofErr w:type="gramEnd"/>
+    </w:p>
+    <w:p>
+      <w:pPr>
+        <w:ind w:left="4320" w:right="-720"/>
+        <w:jc w:val="center"/>
+        <w:rPr>
+          <w:rFonts w:ascii="Tahoma" w:hAnsi="Tahoma" w:cs="Tahoma"/>
+        </w:rPr>
+      </w:pPr>
+    </w:p>
+    <w:p>
+      <w:pPr>
+        <w:ind w:left="4320" w:right="-720"/>
+        <w:jc w:val="center"/>
+        <w:rPr>
+          <w:rFonts w:ascii="Tahoma" w:hAnsi="Tahoma" w:cs="Tahoma"/>
+        </w:rPr>
+      </w:pPr>
+    </w:p>
+    <w:p>
+      <w:pPr>
+        <w:ind w:left="4320" w:right="-720"/>
+        <w:jc w:val="center"/>
+        <w:rPr>
+          <w:rFonts w:ascii="Tahoma" w:hAnsi="Tahoma" w:cs="Tahoma"/>
+        </w:rPr>
+      </w:pPr>
+      <w:r>
+        <w:rPr>
+          <w:rFonts w:ascii="Tahoma" w:hAnsi="Tahoma" w:cs="Tahoma"/>
+          <w:noProof/>
+        </w:rPr>
+        <w:t>IN THE HIGH COURT FOR THE STATE OF TELANGANA AT HYDERABAD</w:t>
       </w:r>
     </w:p>
     <w:p>
@@ -9173,6 +9693,7 @@
           <w:rFonts w:ascii="Tahoma" w:hAnsi="Tahoma" w:cs="Tahoma"/>
         </w:rPr>
       </w:pPr>
+      <w:proofErr w:type="spellStart"/>
       <w:r>
         <w:rPr>
           <w:rFonts w:ascii="Tahoma" w:hAnsi="Tahoma" w:cs="Tahoma"/>
@@ -9183,7 +9704,14 @@
         <w:rPr>
           <w:rFonts w:ascii="Tahoma" w:hAnsi="Tahoma" w:cs="Tahoma"/>
         </w:rPr>
-        <w:t>No.</w:t>
+        <w:t>No</w:t>
+      </w:r>
+      <w:proofErr w:type="spellEnd"/>
+      <w:r>
+        <w:rPr>
+          <w:rFonts w:ascii="Tahoma" w:hAnsi="Tahoma" w:cs="Tahoma"/>
+        </w:rPr>
+        <w:t>.</w:t>
       </w:r>
       <w:r>
         <w:rPr>
@@ -9208,7 +9736,7 @@
           <w:rFonts w:ascii="Tahoma" w:eastAsia="MS Mincho" w:hAnsi="Tahoma" w:cs="Tahoma"/>
           <w:noProof/>
         </w:rPr>
-        <w:t>year</w:t>
+        <w:t>{{year}}</w:t>
       </w:r>
     </w:p>
     <w:p>
@@ -9272,7 +9800,7 @@
           <w:rFonts w:ascii="Tahoma" w:eastAsia="MS Mincho" w:hAnsi="Tahoma" w:cs="Tahoma"/>
           <w:noProof/>
         </w:rPr>
-        <w:t>year</w:t>
+        <w:t>{{year}}</w:t>
       </w:r>
     </w:p>
     <w:p>
@@ -9634,7 +10162,7 @@
           <w:noProof/>
         </w:rPr>
         <w:lastRenderedPageBreak/>
-        <w:t>HIGH COURT FOR THE STATE OF TELANGANA AT HYDERABAD</w:t>
+        <w:t>IN THE HIGH COURT FOR THE STATE OF TELANGANA AT HYDERABAD</w:t>
       </w:r>
     </w:p>
     <w:p>
@@ -9666,18 +10194,26 @@
           <w:rFonts w:ascii="Tahoma" w:hAnsi="Tahoma" w:cs="Tahoma"/>
         </w:rPr>
       </w:pPr>
-      <w:r>
-        <w:rPr>
-          <w:rFonts w:ascii="Tahoma" w:hAnsi="Tahoma" w:cs="Tahoma"/>
-        </w:rPr>
-        <w:t xml:space="preserve">I.A.No.                OF </w:t>
-      </w:r>
-      <w:r>
-        <w:rPr>
-          <w:rFonts w:ascii="Tahoma" w:hAnsi="Tahoma" w:cs="Tahoma"/>
-          <w:noProof/>
-        </w:rPr>
-        <w:t>year</w:t>
+      <w:proofErr w:type="spellStart"/>
+      <w:r>
+        <w:rPr>
+          <w:rFonts w:ascii="Tahoma" w:hAnsi="Tahoma" w:cs="Tahoma"/>
+        </w:rPr>
+        <w:t>I.A.No</w:t>
+      </w:r>
+      <w:proofErr w:type="spellEnd"/>
+      <w:r>
+        <w:rPr>
+          <w:rFonts w:ascii="Tahoma" w:hAnsi="Tahoma" w:cs="Tahoma"/>
+        </w:rPr>
+        <w:t xml:space="preserve">.                OF </w:t>
+      </w:r>
+      <w:r>
+        <w:rPr>
+          <w:rFonts w:ascii="Tahoma" w:hAnsi="Tahoma" w:cs="Tahoma"/>
+          <w:noProof/>
+        </w:rPr>
+        <w:t>{{year}}</w:t>
       </w:r>
     </w:p>
     <w:p>
@@ -9729,18 +10265,26 @@
           <w:rFonts w:ascii="Tahoma" w:hAnsi="Tahoma" w:cs="Tahoma"/>
         </w:rPr>
       </w:pPr>
-      <w:r>
-        <w:rPr>
-          <w:rFonts w:ascii="Tahoma" w:hAnsi="Tahoma" w:cs="Tahoma"/>
-        </w:rPr>
-        <w:t xml:space="preserve">M.A.C.M.A.No.                OF </w:t>
-      </w:r>
-      <w:r>
-        <w:rPr>
-          <w:rFonts w:ascii="Tahoma" w:hAnsi="Tahoma" w:cs="Tahoma"/>
-          <w:noProof/>
-        </w:rPr>
-        <w:t>year</w:t>
+      <w:proofErr w:type="spellStart"/>
+      <w:r>
+        <w:rPr>
+          <w:rFonts w:ascii="Tahoma" w:hAnsi="Tahoma" w:cs="Tahoma"/>
+        </w:rPr>
+        <w:t>M.A.C.M.A.No</w:t>
+      </w:r>
+      <w:proofErr w:type="spellEnd"/>
+      <w:r>
+        <w:rPr>
+          <w:rFonts w:ascii="Tahoma" w:hAnsi="Tahoma" w:cs="Tahoma"/>
+        </w:rPr>
+        <w:t xml:space="preserve">.                OF </w:t>
+      </w:r>
+      <w:r>
+        <w:rPr>
+          <w:rFonts w:ascii="Tahoma" w:hAnsi="Tahoma" w:cs="Tahoma"/>
+          <w:noProof/>
+        </w:rPr>
+        <w:t>{{year}}</w:t>
       </w:r>
     </w:p>
     <w:p>
@@ -9801,11 +10345,19 @@
           <w:rFonts w:ascii="Tahoma" w:hAnsi="Tahoma" w:cs="Tahoma"/>
         </w:rPr>
       </w:pPr>
-      <w:r>
-        <w:rPr>
-          <w:rFonts w:ascii="Tahoma" w:hAnsi="Tahoma" w:cs="Tahoma"/>
-        </w:rPr>
-        <w:t>..Petitioner</w:t>
+      <w:proofErr w:type="gramStart"/>
+      <w:r>
+        <w:rPr>
+          <w:rFonts w:ascii="Tahoma" w:hAnsi="Tahoma" w:cs="Tahoma"/>
+        </w:rPr>
+        <w:t>..</w:t>
+      </w:r>
+      <w:proofErr w:type="gramEnd"/>
+      <w:r>
+        <w:rPr>
+          <w:rFonts w:ascii="Tahoma" w:hAnsi="Tahoma" w:cs="Tahoma"/>
+        </w:rPr>
+        <w:t>Petitioner</w:t>
       </w:r>
     </w:p>
     <w:p>
@@ -10021,13 +10573,28 @@
           <w:rFonts w:ascii="Tahoma" w:hAnsi="Tahoma" w:cs="Tahoma"/>
           <w:noProof/>
         </w:rPr>
-        <w:t>{{lcod}}</w:t>
-      </w:r>
-      <w:r>
-        <w:rPr>
-          <w:rFonts w:ascii="Tahoma" w:hAnsi="Tahoma" w:cs="Tahoma"/>
-        </w:rPr>
-        <w:t xml:space="preserve">  passed in </w:t>
+        <w:t>{{lcod</w:t>
+      </w:r>
+      <w:proofErr w:type="gramStart"/>
+      <w:r>
+        <w:rPr>
+          <w:rFonts w:ascii="Tahoma" w:hAnsi="Tahoma" w:cs="Tahoma"/>
+          <w:noProof/>
+        </w:rPr>
+        <w:t>}}</w:t>
+      </w:r>
+      <w:r>
+        <w:rPr>
+          <w:rFonts w:ascii="Tahoma" w:hAnsi="Tahoma" w:cs="Tahoma"/>
+        </w:rPr>
+        <w:t xml:space="preserve">  passed</w:t>
+      </w:r>
+      <w:proofErr w:type="gramEnd"/>
+      <w:r>
+        <w:rPr>
+          <w:rFonts w:ascii="Tahoma" w:hAnsi="Tahoma" w:cs="Tahoma"/>
+        </w:rPr>
+        <w:t xml:space="preserve"> in </w:t>
       </w:r>
       <w:r>
         <w:rPr>
@@ -10088,7 +10655,39 @@
           <w:szCs w:val="22"/>
         </w:rPr>
         <w:tab/>
-        <w:t xml:space="preserve">I respectfully submit that due to illness I did not contact my Advocate within the stipulated time and a delay of (____) days caused. The delay caused  is neither willful nor intentional due to the above mentioned reasons.  </w:t>
+        <w:t xml:space="preserve">I respectfully submit that due to illness I did not contact my Advocate within the stipulated time and a delay of (____) days caused. The delay </w:t>
+      </w:r>
+      <w:proofErr w:type="gramStart"/>
+      <w:r>
+        <w:rPr>
+          <w:rFonts w:ascii="Tahoma" w:hAnsi="Tahoma" w:cs="Tahoma"/>
+          <w:szCs w:val="22"/>
+        </w:rPr>
+        <w:t>caused  is</w:t>
+      </w:r>
+      <w:proofErr w:type="gramEnd"/>
+      <w:r>
+        <w:rPr>
+          <w:rFonts w:ascii="Tahoma" w:hAnsi="Tahoma" w:cs="Tahoma"/>
+          <w:szCs w:val="22"/>
+        </w:rPr>
+        <w:t xml:space="preserve"> neither willful nor intentional due to the </w:t>
+      </w:r>
+      <w:proofErr w:type="gramStart"/>
+      <w:r>
+        <w:rPr>
+          <w:rFonts w:ascii="Tahoma" w:hAnsi="Tahoma" w:cs="Tahoma"/>
+          <w:szCs w:val="22"/>
+        </w:rPr>
+        <w:t>above mentioned</w:t>
+      </w:r>
+      <w:proofErr w:type="gramEnd"/>
+      <w:r>
+        <w:rPr>
+          <w:rFonts w:ascii="Tahoma" w:hAnsi="Tahoma" w:cs="Tahoma"/>
+          <w:szCs w:val="22"/>
+        </w:rPr>
+        <w:t xml:space="preserve"> reasons.  </w:t>
       </w:r>
     </w:p>
     <w:p>
@@ -10116,13 +10715,89 @@
           <w:rFonts w:ascii="Tahoma" w:hAnsi="Tahoma" w:cs="Tahoma"/>
           <w:szCs w:val="22"/>
         </w:rPr>
-        <w:t xml:space="preserve">4. I submit that if the Hon’ble Court the delay is not condoned I will be put to irreparable loss and  injury.  Therefore this Hon’ble Court may be </w:t>
-      </w:r>
-      <w:r>
-        <w:rPr>
-          <w:rFonts w:ascii="Tahoma" w:hAnsi="Tahoma" w:cs="Tahoma"/>
-        </w:rPr>
-        <w:t xml:space="preserve">to condone the delay of (     ) days in filing the above M.A.C.M.A. in </w:t>
+        <w:t xml:space="preserve">4. I submit that if the Hon’ble Court the delay is not </w:t>
+      </w:r>
+      <w:proofErr w:type="gramStart"/>
+      <w:r>
+        <w:rPr>
+          <w:rFonts w:ascii="Tahoma" w:hAnsi="Tahoma" w:cs="Tahoma"/>
+          <w:szCs w:val="22"/>
+        </w:rPr>
+        <w:t>condoned</w:t>
+      </w:r>
+      <w:proofErr w:type="gramEnd"/>
+      <w:r>
+        <w:rPr>
+          <w:rFonts w:ascii="Tahoma" w:hAnsi="Tahoma" w:cs="Tahoma"/>
+          <w:szCs w:val="22"/>
+        </w:rPr>
+        <w:t xml:space="preserve"> I will be put to irreparable loss </w:t>
+      </w:r>
+      <w:proofErr w:type="gramStart"/>
+      <w:r>
+        <w:rPr>
+          <w:rFonts w:ascii="Tahoma" w:hAnsi="Tahoma" w:cs="Tahoma"/>
+          <w:szCs w:val="22"/>
+        </w:rPr>
+        <w:t>and  injury</w:t>
+      </w:r>
+      <w:proofErr w:type="gramEnd"/>
+      <w:r>
+        <w:rPr>
+          <w:rFonts w:ascii="Tahoma" w:hAnsi="Tahoma" w:cs="Tahoma"/>
+          <w:szCs w:val="22"/>
+        </w:rPr>
+        <w:t xml:space="preserve">.  </w:t>
+      </w:r>
+      <w:proofErr w:type="gramStart"/>
+      <w:r>
+        <w:rPr>
+          <w:rFonts w:ascii="Tahoma" w:hAnsi="Tahoma" w:cs="Tahoma"/>
+          <w:szCs w:val="22"/>
+        </w:rPr>
+        <w:t>Therefore</w:t>
+      </w:r>
+      <w:proofErr w:type="gramEnd"/>
+      <w:r>
+        <w:rPr>
+          <w:rFonts w:ascii="Tahoma" w:hAnsi="Tahoma" w:cs="Tahoma"/>
+          <w:szCs w:val="22"/>
+        </w:rPr>
+        <w:t xml:space="preserve"> this Hon’ble Court may be </w:t>
+      </w:r>
+      <w:r>
+        <w:rPr>
+          <w:rFonts w:ascii="Tahoma" w:hAnsi="Tahoma" w:cs="Tahoma"/>
+        </w:rPr>
+        <w:t xml:space="preserve">to condone the delay of </w:t>
+      </w:r>
+      <w:proofErr w:type="gramStart"/>
+      <w:r>
+        <w:rPr>
+          <w:rFonts w:ascii="Tahoma" w:hAnsi="Tahoma" w:cs="Tahoma"/>
+        </w:rPr>
+        <w:t xml:space="preserve">(  </w:t>
+      </w:r>
+      <w:proofErr w:type="gramEnd"/>
+      <w:r>
+        <w:rPr>
+          <w:rFonts w:ascii="Tahoma" w:hAnsi="Tahoma" w:cs="Tahoma"/>
+        </w:rPr>
+        <w:t xml:space="preserve"> </w:t>
+      </w:r>
+      <w:proofErr w:type="gramStart"/>
+      <w:r>
+        <w:rPr>
+          <w:rFonts w:ascii="Tahoma" w:hAnsi="Tahoma" w:cs="Tahoma"/>
+        </w:rPr>
+        <w:t xml:space="preserve">  )</w:t>
+      </w:r>
+      <w:proofErr w:type="gramEnd"/>
+      <w:r>
+        <w:rPr>
+          <w:rFonts w:ascii="Tahoma" w:hAnsi="Tahoma" w:cs="Tahoma"/>
+        </w:rPr>
+        <w:t xml:space="preserve"> days in filing the above M.A.C.M.A. in </w:t>
       </w:r>
       <w:r>
         <w:rPr>
@@ -10142,13 +10817,28 @@
           <w:rFonts w:ascii="Tahoma" w:hAnsi="Tahoma" w:cs="Tahoma"/>
           <w:noProof/>
         </w:rPr>
-        <w:t>{{lcod}}</w:t>
-      </w:r>
-      <w:r>
-        <w:rPr>
-          <w:rFonts w:ascii="Tahoma" w:hAnsi="Tahoma" w:cs="Tahoma"/>
-        </w:rPr>
-        <w:t xml:space="preserve">  on the file of Motor Accidents Claims Tribunal -Cum- </w:t>
+        <w:t>{{lcod</w:t>
+      </w:r>
+      <w:proofErr w:type="gramStart"/>
+      <w:r>
+        <w:rPr>
+          <w:rFonts w:ascii="Tahoma" w:hAnsi="Tahoma" w:cs="Tahoma"/>
+          <w:noProof/>
+        </w:rPr>
+        <w:t>}}</w:t>
+      </w:r>
+      <w:r>
+        <w:rPr>
+          <w:rFonts w:ascii="Tahoma" w:hAnsi="Tahoma" w:cs="Tahoma"/>
+        </w:rPr>
+        <w:t xml:space="preserve">  on</w:t>
+      </w:r>
+      <w:proofErr w:type="gramEnd"/>
+      <w:r>
+        <w:rPr>
+          <w:rFonts w:ascii="Tahoma" w:hAnsi="Tahoma" w:cs="Tahoma"/>
+        </w:rPr>
+        <w:t xml:space="preserve"> the file of Motor Accidents Claims Tribunal -Cum- </w:t>
       </w:r>
       <w:r>
         <w:rPr>
@@ -10195,7 +10885,35 @@
         <w:rPr>
           <w:rFonts w:ascii="Tahoma" w:hAnsi="Tahoma" w:cs="Tahoma"/>
         </w:rPr>
-        <w:t xml:space="preserve">     It is therefore prayed that this Hon'ble Court may be Pleased to condone the delay of (     ) days in filing the above M.A.C.M.A. in </w:t>
+        <w:t xml:space="preserve">     It is therefore prayed that this Hon'ble Court may be Pleased to condone the delay of </w:t>
+      </w:r>
+      <w:proofErr w:type="gramStart"/>
+      <w:r>
+        <w:rPr>
+          <w:rFonts w:ascii="Tahoma" w:hAnsi="Tahoma" w:cs="Tahoma"/>
+        </w:rPr>
+        <w:t xml:space="preserve">(  </w:t>
+      </w:r>
+      <w:proofErr w:type="gramEnd"/>
+      <w:r>
+        <w:rPr>
+          <w:rFonts w:ascii="Tahoma" w:hAnsi="Tahoma" w:cs="Tahoma"/>
+        </w:rPr>
+        <w:t xml:space="preserve"> </w:t>
+      </w:r>
+      <w:proofErr w:type="gramStart"/>
+      <w:r>
+        <w:rPr>
+          <w:rFonts w:ascii="Tahoma" w:hAnsi="Tahoma" w:cs="Tahoma"/>
+        </w:rPr>
+        <w:t xml:space="preserve">  )</w:t>
+      </w:r>
+      <w:proofErr w:type="gramEnd"/>
+      <w:r>
+        <w:rPr>
+          <w:rFonts w:ascii="Tahoma" w:hAnsi="Tahoma" w:cs="Tahoma"/>
+        </w:rPr>
+        <w:t xml:space="preserve"> days in filing the above M.A.C.M.A. in </w:t>
       </w:r>
       <w:r>
         <w:rPr>
@@ -10215,13 +10933,28 @@
           <w:rFonts w:ascii="Tahoma" w:hAnsi="Tahoma" w:cs="Tahoma"/>
           <w:noProof/>
         </w:rPr>
-        <w:t>{{lcod}}</w:t>
-      </w:r>
-      <w:r>
-        <w:rPr>
-          <w:rFonts w:ascii="Tahoma" w:hAnsi="Tahoma" w:cs="Tahoma"/>
-        </w:rPr>
-        <w:t xml:space="preserve">  on the file of Motor Accidents Claims Tribunal -Cum- </w:t>
+        <w:t>{{lcod</w:t>
+      </w:r>
+      <w:proofErr w:type="gramStart"/>
+      <w:r>
+        <w:rPr>
+          <w:rFonts w:ascii="Tahoma" w:hAnsi="Tahoma" w:cs="Tahoma"/>
+          <w:noProof/>
+        </w:rPr>
+        <w:t>}}</w:t>
+      </w:r>
+      <w:r>
+        <w:rPr>
+          <w:rFonts w:ascii="Tahoma" w:hAnsi="Tahoma" w:cs="Tahoma"/>
+        </w:rPr>
+        <w:t xml:space="preserve">  on</w:t>
+      </w:r>
+      <w:proofErr w:type="gramEnd"/>
+      <w:r>
+        <w:rPr>
+          <w:rFonts w:ascii="Tahoma" w:hAnsi="Tahoma" w:cs="Tahoma"/>
+        </w:rPr>
+        <w:t xml:space="preserve"> the file of Motor Accidents Claims Tribunal -Cum- </w:t>
       </w:r>
       <w:r>
         <w:rPr>
@@ -10268,7 +11001,21 @@
         <w:rPr>
           <w:rFonts w:ascii="Tahoma" w:hAnsi="Tahoma" w:cs="Tahoma"/>
         </w:rPr>
-        <w:t xml:space="preserve">Last Page Corss....                             </w:t>
+        <w:t xml:space="preserve">Last Page </w:t>
+      </w:r>
+      <w:proofErr w:type="spellStart"/>
+      <w:r>
+        <w:rPr>
+          <w:rFonts w:ascii="Tahoma" w:hAnsi="Tahoma" w:cs="Tahoma"/>
+        </w:rPr>
+        <w:t>Corss</w:t>
+      </w:r>
+      <w:proofErr w:type="spellEnd"/>
+      <w:r>
+        <w:rPr>
+          <w:rFonts w:ascii="Tahoma" w:hAnsi="Tahoma" w:cs="Tahoma"/>
+        </w:rPr>
+        <w:t xml:space="preserve">....                             </w:t>
       </w:r>
       <w:r>
         <w:rPr>
@@ -10413,11 +11160,19 @@
           <w:rFonts w:ascii="Tahoma" w:hAnsi="Tahoma" w:cs="Tahoma"/>
         </w:rPr>
       </w:pPr>
-      <w:r>
-        <w:rPr>
-          <w:rFonts w:ascii="Tahoma" w:hAnsi="Tahoma" w:cs="Tahoma"/>
-        </w:rPr>
-        <w:t xml:space="preserve">ADVOCATE :: </w:t>
+      <w:proofErr w:type="gramStart"/>
+      <w:r>
+        <w:rPr>
+          <w:rFonts w:ascii="Tahoma" w:hAnsi="Tahoma" w:cs="Tahoma"/>
+        </w:rPr>
+        <w:t>ADVOCATE :</w:t>
+      </w:r>
+      <w:proofErr w:type="gramEnd"/>
+      <w:r>
+        <w:rPr>
+          <w:rFonts w:ascii="Tahoma" w:hAnsi="Tahoma" w:cs="Tahoma"/>
+        </w:rPr>
+        <w:t xml:space="preserve">: </w:t>
       </w:r>
       <w:r>
         <w:rPr>
@@ -10728,7 +11483,7 @@
           <w:rFonts w:ascii="Tahoma" w:hAnsi="Tahoma" w:cs="Tahoma"/>
           <w:noProof/>
         </w:rPr>
-        <w:t>year</w:t>
+        <w:t>{{year}}</w:t>
       </w:r>
     </w:p>
     <w:p>
@@ -10795,7 +11550,7 @@
           <w:rFonts w:ascii="Tahoma" w:hAnsi="Tahoma" w:cs="Tahoma"/>
           <w:noProof/>
         </w:rPr>
-        <w:t>year</w:t>
+        <w:t>{{year}}</w:t>
       </w:r>
     </w:p>
     <w:p>
@@ -10856,13 +11611,28 @@
           <w:rFonts w:ascii="Tahoma" w:hAnsi="Tahoma" w:cs="Tahoma"/>
           <w:noProof/>
         </w:rPr>
-        <w:t>{{district}}</w:t>
-      </w:r>
-      <w:r>
-        <w:rPr>
-          <w:rFonts w:ascii="Tahoma" w:hAnsi="Tahoma" w:cs="Tahoma"/>
-        </w:rPr>
-        <w:t xml:space="preserve">    District</w:t>
+        <w:t>{{district</w:t>
+      </w:r>
+      <w:proofErr w:type="gramStart"/>
+      <w:r>
+        <w:rPr>
+          <w:rFonts w:ascii="Tahoma" w:hAnsi="Tahoma" w:cs="Tahoma"/>
+          <w:noProof/>
+        </w:rPr>
+        <w:t>}}</w:t>
+      </w:r>
+      <w:r>
+        <w:rPr>
+          <w:rFonts w:ascii="Tahoma" w:hAnsi="Tahoma" w:cs="Tahoma"/>
+        </w:rPr>
+        <w:t xml:space="preserve">   </w:t>
+      </w:r>
+      <w:proofErr w:type="gramEnd"/>
+      <w:r>
+        <w:rPr>
+          <w:rFonts w:ascii="Tahoma" w:hAnsi="Tahoma" w:cs="Tahoma"/>
+        </w:rPr>
+        <w:t xml:space="preserve"> District</w:t>
       </w:r>
     </w:p>
     <w:p>
@@ -11052,33 +11822,106 @@
         <w:rPr>
           <w:rFonts w:ascii="Tahoma" w:hAnsi="Tahoma" w:cs="Tahoma"/>
         </w:rPr>
-        <w:t xml:space="preserve">The Hon’ble Court may be pleased to condone the delay of (     ) days in filing the above M.A.C.M.A. in  </w:t>
-      </w:r>
-      <w:r>
-        <w:rPr>
-          <w:rFonts w:ascii="Tahoma" w:hAnsi="Tahoma" w:cs="Tahoma"/>
-          <w:noProof/>
-        </w:rPr>
-        <w:t>{{case_no}}</w:t>
-      </w:r>
-      <w:r>
-        <w:rPr>
-          <w:rFonts w:ascii="Tahoma" w:hAnsi="Tahoma" w:cs="Tahoma"/>
-        </w:rPr>
-        <w:t xml:space="preserve">,  dated </w:t>
-      </w:r>
-      <w:r>
-        <w:rPr>
-          <w:rFonts w:ascii="Tahoma" w:hAnsi="Tahoma" w:cs="Tahoma"/>
-          <w:noProof/>
-        </w:rPr>
-        <w:t>{{lcod}}</w:t>
-      </w:r>
-      <w:r>
-        <w:rPr>
-          <w:rFonts w:ascii="Tahoma" w:hAnsi="Tahoma" w:cs="Tahoma"/>
-        </w:rPr>
-        <w:t xml:space="preserve">  on the file of Motor Accidents Claims Tribunal -Cum- </w:t>
+        <w:t xml:space="preserve">The Hon’ble Court may be pleased to condone the delay of </w:t>
+      </w:r>
+      <w:proofErr w:type="gramStart"/>
+      <w:r>
+        <w:rPr>
+          <w:rFonts w:ascii="Tahoma" w:hAnsi="Tahoma" w:cs="Tahoma"/>
+        </w:rPr>
+        <w:t xml:space="preserve">(  </w:t>
+      </w:r>
+      <w:proofErr w:type="gramEnd"/>
+      <w:r>
+        <w:rPr>
+          <w:rFonts w:ascii="Tahoma" w:hAnsi="Tahoma" w:cs="Tahoma"/>
+        </w:rPr>
+        <w:t xml:space="preserve"> </w:t>
+      </w:r>
+      <w:proofErr w:type="gramStart"/>
+      <w:r>
+        <w:rPr>
+          <w:rFonts w:ascii="Tahoma" w:hAnsi="Tahoma" w:cs="Tahoma"/>
+        </w:rPr>
+        <w:t xml:space="preserve">  )</w:t>
+      </w:r>
+      <w:proofErr w:type="gramEnd"/>
+      <w:r>
+        <w:rPr>
+          <w:rFonts w:ascii="Tahoma" w:hAnsi="Tahoma" w:cs="Tahoma"/>
+        </w:rPr>
+        <w:t xml:space="preserve"> days in filing the above M.A.C.M.A. </w:t>
+      </w:r>
+      <w:proofErr w:type="gramStart"/>
+      <w:r>
+        <w:rPr>
+          <w:rFonts w:ascii="Tahoma" w:hAnsi="Tahoma" w:cs="Tahoma"/>
+        </w:rPr>
+        <w:t xml:space="preserve">in  </w:t>
+      </w:r>
+      <w:r>
+        <w:rPr>
+          <w:rFonts w:ascii="Tahoma" w:hAnsi="Tahoma" w:cs="Tahoma"/>
+          <w:noProof/>
+        </w:rPr>
+        <w:t>{</w:t>
+      </w:r>
+      <w:proofErr w:type="gramEnd"/>
+      <w:r>
+        <w:rPr>
+          <w:rFonts w:ascii="Tahoma" w:hAnsi="Tahoma" w:cs="Tahoma"/>
+          <w:noProof/>
+        </w:rPr>
+        <w:t>{case_no}</w:t>
+      </w:r>
+      <w:proofErr w:type="gramStart"/>
+      <w:r>
+        <w:rPr>
+          <w:rFonts w:ascii="Tahoma" w:hAnsi="Tahoma" w:cs="Tahoma"/>
+          <w:noProof/>
+        </w:rPr>
+        <w:t>}</w:t>
+      </w:r>
+      <w:r>
+        <w:rPr>
+          <w:rFonts w:ascii="Tahoma" w:hAnsi="Tahoma" w:cs="Tahoma"/>
+        </w:rPr>
+        <w:t>,  dated</w:t>
+      </w:r>
+      <w:proofErr w:type="gramEnd"/>
+      <w:r>
+        <w:rPr>
+          <w:rFonts w:ascii="Tahoma" w:hAnsi="Tahoma" w:cs="Tahoma"/>
+        </w:rPr>
+        <w:t xml:space="preserve"> </w:t>
+      </w:r>
+      <w:r>
+        <w:rPr>
+          <w:rFonts w:ascii="Tahoma" w:hAnsi="Tahoma" w:cs="Tahoma"/>
+          <w:noProof/>
+        </w:rPr>
+        <w:t>{{lcod</w:t>
+      </w:r>
+      <w:proofErr w:type="gramStart"/>
+      <w:r>
+        <w:rPr>
+          <w:rFonts w:ascii="Tahoma" w:hAnsi="Tahoma" w:cs="Tahoma"/>
+          <w:noProof/>
+        </w:rPr>
+        <w:t>}}</w:t>
+      </w:r>
+      <w:r>
+        <w:rPr>
+          <w:rFonts w:ascii="Tahoma" w:hAnsi="Tahoma" w:cs="Tahoma"/>
+        </w:rPr>
+        <w:t xml:space="preserve">  on</w:t>
+      </w:r>
+      <w:proofErr w:type="gramEnd"/>
+      <w:r>
+        <w:rPr>
+          <w:rFonts w:ascii="Tahoma" w:hAnsi="Tahoma" w:cs="Tahoma"/>
+        </w:rPr>
+        <w:t xml:space="preserve"> the file of Motor Accidents Claims Tribunal -Cum- </w:t>
       </w:r>
       <w:r>
         <w:rPr>
@@ -11274,7 +12117,7 @@
           <w:rFonts w:ascii="Tahoma" w:hAnsi="Tahoma" w:cs="Tahoma"/>
           <w:noProof/>
         </w:rPr>
-        <w:t>HIGH COURT FOR THE STATE OF TELANGANA AT HYDERABAD</w:t>
+        <w:t>IN THE HIGH COURT FOR THE STATE OF TELANGANA AT HYDERABAD</w:t>
       </w:r>
     </w:p>
     <w:p>
@@ -11312,18 +12155,26 @@
           <w:rFonts w:ascii="Tahoma" w:hAnsi="Tahoma" w:cs="Tahoma"/>
         </w:rPr>
       </w:pPr>
-      <w:r>
-        <w:rPr>
-          <w:rFonts w:ascii="Tahoma" w:hAnsi="Tahoma" w:cs="Tahoma"/>
-        </w:rPr>
-        <w:t xml:space="preserve">I.A.No.                           OF </w:t>
-      </w:r>
-      <w:r>
-        <w:rPr>
-          <w:rFonts w:ascii="Tahoma" w:hAnsi="Tahoma" w:cs="Tahoma"/>
-          <w:noProof/>
-        </w:rPr>
-        <w:t>year</w:t>
+      <w:proofErr w:type="spellStart"/>
+      <w:r>
+        <w:rPr>
+          <w:rFonts w:ascii="Tahoma" w:hAnsi="Tahoma" w:cs="Tahoma"/>
+        </w:rPr>
+        <w:t>I.A.No</w:t>
+      </w:r>
+      <w:proofErr w:type="spellEnd"/>
+      <w:r>
+        <w:rPr>
+          <w:rFonts w:ascii="Tahoma" w:hAnsi="Tahoma" w:cs="Tahoma"/>
+        </w:rPr>
+        <w:t xml:space="preserve">.                           OF </w:t>
+      </w:r>
+      <w:r>
+        <w:rPr>
+          <w:rFonts w:ascii="Tahoma" w:hAnsi="Tahoma" w:cs="Tahoma"/>
+          <w:noProof/>
+        </w:rPr>
+        <w:t>{{year}}</w:t>
       </w:r>
     </w:p>
     <w:p>
@@ -11358,7 +12209,7 @@
           <w:rFonts w:ascii="Tahoma" w:hAnsi="Tahoma" w:cs="Tahoma"/>
           <w:noProof/>
         </w:rPr>
-        <w:t>year</w:t>
+        <w:t>{{year}}</w:t>
       </w:r>
     </w:p>
     <w:p>
@@ -11430,7 +12281,20 @@
           <w:rFonts w:ascii="Tahoma" w:hAnsi="Tahoma" w:cs="Tahoma"/>
         </w:rPr>
         <w:tab/>
-        <w:t>..Petitioner/s</w:t>
+      </w:r>
+      <w:proofErr w:type="gramStart"/>
+      <w:r>
+        <w:rPr>
+          <w:rFonts w:ascii="Tahoma" w:hAnsi="Tahoma" w:cs="Tahoma"/>
+        </w:rPr>
+        <w:t>..</w:t>
+      </w:r>
+      <w:proofErr w:type="gramEnd"/>
+      <w:r>
+        <w:rPr>
+          <w:rFonts w:ascii="Tahoma" w:hAnsi="Tahoma" w:cs="Tahoma"/>
+        </w:rPr>
+        <w:t>Petitioner/s</w:t>
       </w:r>
     </w:p>
     <w:p>
@@ -11493,7 +12357,21 @@
         <w:rPr>
           <w:rFonts w:ascii="Tahoma" w:hAnsi="Tahoma" w:cs="Tahoma"/>
         </w:rPr>
-        <w:t xml:space="preserve">  ..Respondent/s</w:t>
+        <w:t xml:space="preserve">  </w:t>
+      </w:r>
+      <w:proofErr w:type="gramStart"/>
+      <w:r>
+        <w:rPr>
+          <w:rFonts w:ascii="Tahoma" w:hAnsi="Tahoma" w:cs="Tahoma"/>
+        </w:rPr>
+        <w:t>..</w:t>
+      </w:r>
+      <w:proofErr w:type="gramEnd"/>
+      <w:r>
+        <w:rPr>
+          <w:rFonts w:ascii="Tahoma" w:hAnsi="Tahoma" w:cs="Tahoma"/>
+        </w:rPr>
+        <w:t>Respondent/s</w:t>
       </w:r>
     </w:p>
     <w:p>
@@ -11549,14 +12427,29 @@
         <w:rPr>
           <w:rFonts w:ascii="Tahoma" w:hAnsi="Tahoma" w:cs="Tahoma"/>
         </w:rPr>
-        <w:t xml:space="preserve">, on the file of the Motor Accidents Claims Tribunal -Cum-  </w:t>
-      </w:r>
-      <w:r>
-        <w:rPr>
-          <w:rFonts w:ascii="Tahoma" w:hAnsi="Tahoma" w:cs="Tahoma"/>
-          <w:noProof/>
-        </w:rPr>
-        <w:t>{{lower_court_name}}</w:t>
+        <w:t>, on the file of the Motor Accidents Claims Tribunal -Cum</w:t>
+      </w:r>
+      <w:proofErr w:type="gramStart"/>
+      <w:r>
+        <w:rPr>
+          <w:rFonts w:ascii="Tahoma" w:hAnsi="Tahoma" w:cs="Tahoma"/>
+        </w:rPr>
+        <w:t xml:space="preserve">-  </w:t>
+      </w:r>
+      <w:r>
+        <w:rPr>
+          <w:rFonts w:ascii="Tahoma" w:hAnsi="Tahoma" w:cs="Tahoma"/>
+          <w:noProof/>
+        </w:rPr>
+        <w:t>{</w:t>
+      </w:r>
+      <w:proofErr w:type="gramEnd"/>
+      <w:r>
+        <w:rPr>
+          <w:rFonts w:ascii="Tahoma" w:hAnsi="Tahoma" w:cs="Tahoma"/>
+          <w:noProof/>
+        </w:rPr>
+        <w:t>{lower_court_name}}</w:t>
       </w:r>
       <w:r>
         <w:rPr>
@@ -11768,7 +12661,7 @@
           <w:rFonts w:ascii="Tahoma" w:hAnsi="Tahoma" w:cs="Tahoma"/>
           <w:noProof/>
         </w:rPr>
-        <w:t>HIGH COURT FOR THE STATE OF TELANGANA AT HYDERABAD</w:t>
+        <w:t>IN THE HIGH COURT FOR THE STATE OF TELANGANA AT HYDERABAD</w:t>
       </w:r>
     </w:p>
     <w:p>
@@ -11835,7 +12728,7 @@
           <w:rFonts w:ascii="Tahoma" w:hAnsi="Tahoma" w:cs="Tahoma"/>
           <w:noProof/>
         </w:rPr>
-        <w:t>year</w:t>
+        <w:t>{{year}}</w:t>
       </w:r>
     </w:p>
     <w:p>
@@ -11891,18 +12784,26 @@
           <w:rFonts w:ascii="Tahoma" w:hAnsi="Tahoma" w:cs="Tahoma"/>
         </w:rPr>
       </w:pPr>
-      <w:r>
-        <w:rPr>
-          <w:rFonts w:ascii="Tahoma" w:hAnsi="Tahoma" w:cs="Tahoma"/>
-        </w:rPr>
-        <w:t xml:space="preserve">M.A.C.M.A.No.               OF </w:t>
-      </w:r>
-      <w:r>
-        <w:rPr>
-          <w:rFonts w:ascii="Tahoma" w:hAnsi="Tahoma" w:cs="Tahoma"/>
-          <w:noProof/>
-        </w:rPr>
-        <w:t>year</w:t>
+      <w:proofErr w:type="spellStart"/>
+      <w:r>
+        <w:rPr>
+          <w:rFonts w:ascii="Tahoma" w:hAnsi="Tahoma" w:cs="Tahoma"/>
+        </w:rPr>
+        <w:t>M.A.C.M.A.No</w:t>
+      </w:r>
+      <w:proofErr w:type="spellEnd"/>
+      <w:r>
+        <w:rPr>
+          <w:rFonts w:ascii="Tahoma" w:hAnsi="Tahoma" w:cs="Tahoma"/>
+        </w:rPr>
+        <w:t xml:space="preserve">.               OF </w:t>
+      </w:r>
+      <w:r>
+        <w:rPr>
+          <w:rFonts w:ascii="Tahoma" w:hAnsi="Tahoma" w:cs="Tahoma"/>
+          <w:noProof/>
+        </w:rPr>
+        <w:t>{{year}}</w:t>
       </w:r>
     </w:p>
     <w:p>
@@ -12306,7 +13207,7 @@
           <w:noProof/>
         </w:rPr>
         <w:lastRenderedPageBreak/>
-        <w:t>HIGH COURT FOR THE STATE OF TELANGANA AT HYDERABAD</w:t>
+        <w:t>IN THE HIGH COURT FOR THE STATE OF TELANGANA AT HYDERABAD</w:t>
       </w:r>
     </w:p>
     <w:p>
@@ -12338,18 +13239,26 @@
           <w:rFonts w:ascii="Tahoma" w:hAnsi="Tahoma" w:cs="Tahoma"/>
         </w:rPr>
       </w:pPr>
-      <w:r>
-        <w:rPr>
-          <w:rFonts w:ascii="Tahoma" w:hAnsi="Tahoma" w:cs="Tahoma"/>
-        </w:rPr>
-        <w:t xml:space="preserve">I.A.No.                OF </w:t>
-      </w:r>
-      <w:r>
-        <w:rPr>
-          <w:rFonts w:ascii="Tahoma" w:hAnsi="Tahoma" w:cs="Tahoma"/>
-          <w:noProof/>
-        </w:rPr>
-        <w:t>year</w:t>
+      <w:proofErr w:type="spellStart"/>
+      <w:r>
+        <w:rPr>
+          <w:rFonts w:ascii="Tahoma" w:hAnsi="Tahoma" w:cs="Tahoma"/>
+        </w:rPr>
+        <w:t>I.A.No</w:t>
+      </w:r>
+      <w:proofErr w:type="spellEnd"/>
+      <w:r>
+        <w:rPr>
+          <w:rFonts w:ascii="Tahoma" w:hAnsi="Tahoma" w:cs="Tahoma"/>
+        </w:rPr>
+        <w:t xml:space="preserve">.                OF </w:t>
+      </w:r>
+      <w:r>
+        <w:rPr>
+          <w:rFonts w:ascii="Tahoma" w:hAnsi="Tahoma" w:cs="Tahoma"/>
+          <w:noProof/>
+        </w:rPr>
+        <w:t>{{year}}</w:t>
       </w:r>
     </w:p>
     <w:p>
@@ -12401,18 +13310,26 @@
           <w:rFonts w:ascii="Tahoma" w:hAnsi="Tahoma" w:cs="Tahoma"/>
         </w:rPr>
       </w:pPr>
-      <w:r>
-        <w:rPr>
-          <w:rFonts w:ascii="Tahoma" w:hAnsi="Tahoma" w:cs="Tahoma"/>
-        </w:rPr>
-        <w:t xml:space="preserve">M.A.C.M.A.No.                OF </w:t>
-      </w:r>
-      <w:r>
-        <w:rPr>
-          <w:rFonts w:ascii="Tahoma" w:hAnsi="Tahoma" w:cs="Tahoma"/>
-          <w:noProof/>
-        </w:rPr>
-        <w:t>year</w:t>
+      <w:proofErr w:type="spellStart"/>
+      <w:r>
+        <w:rPr>
+          <w:rFonts w:ascii="Tahoma" w:hAnsi="Tahoma" w:cs="Tahoma"/>
+        </w:rPr>
+        <w:t>M.A.C.M.A.No</w:t>
+      </w:r>
+      <w:proofErr w:type="spellEnd"/>
+      <w:r>
+        <w:rPr>
+          <w:rFonts w:ascii="Tahoma" w:hAnsi="Tahoma" w:cs="Tahoma"/>
+        </w:rPr>
+        <w:t xml:space="preserve">.                OF </w:t>
+      </w:r>
+      <w:r>
+        <w:rPr>
+          <w:rFonts w:ascii="Tahoma" w:hAnsi="Tahoma" w:cs="Tahoma"/>
+          <w:noProof/>
+        </w:rPr>
+        <w:t>{{year}}</w:t>
       </w:r>
     </w:p>
     <w:p>
@@ -12473,11 +13390,19 @@
           <w:rFonts w:ascii="Tahoma" w:hAnsi="Tahoma" w:cs="Tahoma"/>
         </w:rPr>
       </w:pPr>
-      <w:r>
-        <w:rPr>
-          <w:rFonts w:ascii="Tahoma" w:hAnsi="Tahoma" w:cs="Tahoma"/>
-        </w:rPr>
-        <w:t>..Petitioner</w:t>
+      <w:proofErr w:type="gramStart"/>
+      <w:r>
+        <w:rPr>
+          <w:rFonts w:ascii="Tahoma" w:hAnsi="Tahoma" w:cs="Tahoma"/>
+        </w:rPr>
+        <w:t>..</w:t>
+      </w:r>
+      <w:proofErr w:type="gramEnd"/>
+      <w:r>
+        <w:rPr>
+          <w:rFonts w:ascii="Tahoma" w:hAnsi="Tahoma" w:cs="Tahoma"/>
+        </w:rPr>
+        <w:t>Petitioner</w:t>
       </w:r>
     </w:p>
     <w:p>
@@ -12694,13 +13619,28 @@
           <w:rFonts w:ascii="Tahoma" w:hAnsi="Tahoma" w:cs="Tahoma"/>
           <w:noProof/>
         </w:rPr>
-        <w:t>{{lcod}}</w:t>
-      </w:r>
-      <w:r>
-        <w:rPr>
-          <w:rFonts w:ascii="Tahoma" w:hAnsi="Tahoma" w:cs="Tahoma"/>
-        </w:rPr>
-        <w:t xml:space="preserve">  passed in </w:t>
+        <w:t>{{lcod</w:t>
+      </w:r>
+      <w:proofErr w:type="gramStart"/>
+      <w:r>
+        <w:rPr>
+          <w:rFonts w:ascii="Tahoma" w:hAnsi="Tahoma" w:cs="Tahoma"/>
+          <w:noProof/>
+        </w:rPr>
+        <w:t>}}</w:t>
+      </w:r>
+      <w:r>
+        <w:rPr>
+          <w:rFonts w:ascii="Tahoma" w:hAnsi="Tahoma" w:cs="Tahoma"/>
+        </w:rPr>
+        <w:t xml:space="preserve">  passed</w:t>
+      </w:r>
+      <w:proofErr w:type="gramEnd"/>
+      <w:r>
+        <w:rPr>
+          <w:rFonts w:ascii="Tahoma" w:hAnsi="Tahoma" w:cs="Tahoma"/>
+        </w:rPr>
+        <w:t xml:space="preserve"> in </w:t>
       </w:r>
       <w:r>
         <w:rPr>
@@ -12769,7 +13709,21 @@
         <w:rPr>
           <w:rFonts w:ascii="Tahoma" w:hAnsi="Tahoma" w:cs="Tahoma"/>
         </w:rPr>
-        <w:t xml:space="preserve">     It is therefore prayed that this Hon'ble Court may be Pleased to  dispense with the Certified Copy of the order/decree dated </w:t>
+        <w:t xml:space="preserve">     It is therefore prayed that this Hon'ble Court may be Pleased </w:t>
+      </w:r>
+      <w:proofErr w:type="gramStart"/>
+      <w:r>
+        <w:rPr>
+          <w:rFonts w:ascii="Tahoma" w:hAnsi="Tahoma" w:cs="Tahoma"/>
+        </w:rPr>
+        <w:t>to  dispense</w:t>
+      </w:r>
+      <w:proofErr w:type="gramEnd"/>
+      <w:r>
+        <w:rPr>
+          <w:rFonts w:ascii="Tahoma" w:hAnsi="Tahoma" w:cs="Tahoma"/>
+        </w:rPr>
+        <w:t xml:space="preserve"> with the Certified Copy of the order/decree dated </w:t>
       </w:r>
       <w:r>
         <w:rPr>
@@ -12789,20 +13743,50 @@
           <w:rFonts w:ascii="Tahoma" w:hAnsi="Tahoma" w:cs="Tahoma"/>
           <w:noProof/>
         </w:rPr>
-        <w:t>{{case_no}}</w:t>
-      </w:r>
-      <w:r>
-        <w:rPr>
-          <w:rFonts w:ascii="Tahoma" w:hAnsi="Tahoma" w:cs="Tahoma"/>
-        </w:rPr>
-        <w:t xml:space="preserve">,  on the file of the Motor Accidents Claims Tribunal -Cum-  </w:t>
-      </w:r>
-      <w:r>
-        <w:rPr>
-          <w:rFonts w:ascii="Tahoma" w:hAnsi="Tahoma" w:cs="Tahoma"/>
-          <w:noProof/>
-        </w:rPr>
-        <w:t>{{lower_court_name}}</w:t>
+        <w:t>{{case_no}</w:t>
+      </w:r>
+      <w:proofErr w:type="gramStart"/>
+      <w:r>
+        <w:rPr>
+          <w:rFonts w:ascii="Tahoma" w:hAnsi="Tahoma" w:cs="Tahoma"/>
+          <w:noProof/>
+        </w:rPr>
+        <w:t>}</w:t>
+      </w:r>
+      <w:r>
+        <w:rPr>
+          <w:rFonts w:ascii="Tahoma" w:hAnsi="Tahoma" w:cs="Tahoma"/>
+        </w:rPr>
+        <w:t>,  on</w:t>
+      </w:r>
+      <w:proofErr w:type="gramEnd"/>
+      <w:r>
+        <w:rPr>
+          <w:rFonts w:ascii="Tahoma" w:hAnsi="Tahoma" w:cs="Tahoma"/>
+        </w:rPr>
+        <w:t xml:space="preserve"> the file of the Motor Accidents Claims Tribunal -Cum</w:t>
+      </w:r>
+      <w:proofErr w:type="gramStart"/>
+      <w:r>
+        <w:rPr>
+          <w:rFonts w:ascii="Tahoma" w:hAnsi="Tahoma" w:cs="Tahoma"/>
+        </w:rPr>
+        <w:t xml:space="preserve">-  </w:t>
+      </w:r>
+      <w:r>
+        <w:rPr>
+          <w:rFonts w:ascii="Tahoma" w:hAnsi="Tahoma" w:cs="Tahoma"/>
+          <w:noProof/>
+        </w:rPr>
+        <w:t>{</w:t>
+      </w:r>
+      <w:proofErr w:type="gramEnd"/>
+      <w:r>
+        <w:rPr>
+          <w:rFonts w:ascii="Tahoma" w:hAnsi="Tahoma" w:cs="Tahoma"/>
+          <w:noProof/>
+        </w:rPr>
+        <w:t>{lower_court_name}}</w:t>
       </w:r>
       <w:r>
         <w:rPr>
@@ -12850,7 +13834,21 @@
         <w:rPr>
           <w:rFonts w:ascii="Tahoma" w:hAnsi="Tahoma" w:cs="Tahoma"/>
         </w:rPr>
-        <w:t xml:space="preserve">Last Page Corss....                             </w:t>
+        <w:t xml:space="preserve">Last Page </w:t>
+      </w:r>
+      <w:proofErr w:type="spellStart"/>
+      <w:r>
+        <w:rPr>
+          <w:rFonts w:ascii="Tahoma" w:hAnsi="Tahoma" w:cs="Tahoma"/>
+        </w:rPr>
+        <w:t>Corss</w:t>
+      </w:r>
+      <w:proofErr w:type="spellEnd"/>
+      <w:r>
+        <w:rPr>
+          <w:rFonts w:ascii="Tahoma" w:hAnsi="Tahoma" w:cs="Tahoma"/>
+        </w:rPr>
+        <w:t xml:space="preserve">....                             </w:t>
       </w:r>
       <w:r>
         <w:rPr>
@@ -12995,11 +13993,19 @@
           <w:rFonts w:ascii="Tahoma" w:hAnsi="Tahoma" w:cs="Tahoma"/>
         </w:rPr>
       </w:pPr>
-      <w:r>
-        <w:rPr>
-          <w:rFonts w:ascii="Tahoma" w:hAnsi="Tahoma" w:cs="Tahoma"/>
-        </w:rPr>
-        <w:t xml:space="preserve">ADVOCATE :: </w:t>
+      <w:proofErr w:type="gramStart"/>
+      <w:r>
+        <w:rPr>
+          <w:rFonts w:ascii="Tahoma" w:hAnsi="Tahoma" w:cs="Tahoma"/>
+        </w:rPr>
+        <w:t>ADVOCATE :</w:t>
+      </w:r>
+      <w:proofErr w:type="gramEnd"/>
+      <w:r>
+        <w:rPr>
+          <w:rFonts w:ascii="Tahoma" w:hAnsi="Tahoma" w:cs="Tahoma"/>
+        </w:rPr>
+        <w:t xml:space="preserve">: </w:t>
       </w:r>
       <w:r>
         <w:rPr>
@@ -13310,7 +14316,7 @@
           <w:rFonts w:ascii="Tahoma" w:hAnsi="Tahoma" w:cs="Tahoma"/>
           <w:noProof/>
         </w:rPr>
-        <w:t>year</w:t>
+        <w:t>{{year}}</w:t>
       </w:r>
     </w:p>
     <w:p>
@@ -13377,7 +14383,7 @@
           <w:rFonts w:ascii="Tahoma" w:hAnsi="Tahoma" w:cs="Tahoma"/>
           <w:noProof/>
         </w:rPr>
-        <w:t>year</w:t>
+        <w:t>{{year}}</w:t>
       </w:r>
     </w:p>
     <w:p>
@@ -13423,13 +14429,28 @@
           <w:rFonts w:ascii="Tahoma" w:hAnsi="Tahoma" w:cs="Tahoma"/>
           <w:noProof/>
         </w:rPr>
-        <w:t>{{district}}</w:t>
-      </w:r>
-      <w:r>
-        <w:rPr>
-          <w:rFonts w:ascii="Tahoma" w:hAnsi="Tahoma" w:cs="Tahoma"/>
-        </w:rPr>
-        <w:t xml:space="preserve">    District</w:t>
+        <w:t>{{district</w:t>
+      </w:r>
+      <w:proofErr w:type="gramStart"/>
+      <w:r>
+        <w:rPr>
+          <w:rFonts w:ascii="Tahoma" w:hAnsi="Tahoma" w:cs="Tahoma"/>
+          <w:noProof/>
+        </w:rPr>
+        <w:t>}}</w:t>
+      </w:r>
+      <w:r>
+        <w:rPr>
+          <w:rFonts w:ascii="Tahoma" w:hAnsi="Tahoma" w:cs="Tahoma"/>
+        </w:rPr>
+        <w:t xml:space="preserve">   </w:t>
+      </w:r>
+      <w:proofErr w:type="gramEnd"/>
+      <w:r>
+        <w:rPr>
+          <w:rFonts w:ascii="Tahoma" w:hAnsi="Tahoma" w:cs="Tahoma"/>
+        </w:rPr>
+        <w:t xml:space="preserve"> District</w:t>
       </w:r>
     </w:p>
     <w:p>
@@ -13619,7 +14640,21 @@
         <w:rPr>
           <w:rFonts w:ascii="Tahoma" w:hAnsi="Tahoma" w:cs="Tahoma"/>
         </w:rPr>
-        <w:t xml:space="preserve">The Hon’ble Court may be pleased to    dispense with Xerox  Copy of the order/decree dated </w:t>
+        <w:t xml:space="preserve">The Hon’ble Court may be pleased to    dispense with </w:t>
+      </w:r>
+      <w:proofErr w:type="gramStart"/>
+      <w:r>
+        <w:rPr>
+          <w:rFonts w:ascii="Tahoma" w:hAnsi="Tahoma" w:cs="Tahoma"/>
+        </w:rPr>
+        <w:t>Xerox  Copy</w:t>
+      </w:r>
+      <w:proofErr w:type="gramEnd"/>
+      <w:r>
+        <w:rPr>
+          <w:rFonts w:ascii="Tahoma" w:hAnsi="Tahoma" w:cs="Tahoma"/>
+        </w:rPr>
+        <w:t xml:space="preserve"> of the order/decree dated </w:t>
       </w:r>
       <w:r>
         <w:rPr>
@@ -13632,33 +14667,78 @@
         <w:rPr>
           <w:rFonts w:ascii="Tahoma" w:hAnsi="Tahoma" w:cs="Tahoma"/>
         </w:rPr>
-        <w:t xml:space="preserve"> passed in  </w:t>
-      </w:r>
-      <w:r>
-        <w:rPr>
-          <w:rFonts w:ascii="Tahoma" w:hAnsi="Tahoma" w:cs="Tahoma"/>
-          <w:noProof/>
-        </w:rPr>
-        <w:t>{{case_no}}</w:t>
-      </w:r>
-      <w:r>
-        <w:rPr>
-          <w:rFonts w:ascii="Tahoma" w:hAnsi="Tahoma" w:cs="Tahoma"/>
-        </w:rPr>
-        <w:t xml:space="preserve">,  on the file of Motor Accidents Claims Tribunal -Cum- </w:t>
-      </w:r>
-      <w:r>
-        <w:rPr>
-          <w:rFonts w:ascii="Tahoma" w:hAnsi="Tahoma" w:cs="Tahoma"/>
-          <w:noProof/>
-        </w:rPr>
-        <w:t>{{lower_court_name}}</w:t>
-      </w:r>
-      <w:r>
-        <w:rPr>
-          <w:rFonts w:ascii="Tahoma" w:hAnsi="Tahoma" w:cs="Tahoma"/>
-        </w:rPr>
-        <w:t xml:space="preserve">,  in the above M.A.C.M.A. and pass such other order or orders as this Hon’ble Court may deem fit and proper in the circumstances of the case. </w:t>
+        <w:t xml:space="preserve"> passed </w:t>
+      </w:r>
+      <w:proofErr w:type="gramStart"/>
+      <w:r>
+        <w:rPr>
+          <w:rFonts w:ascii="Tahoma" w:hAnsi="Tahoma" w:cs="Tahoma"/>
+        </w:rPr>
+        <w:t xml:space="preserve">in  </w:t>
+      </w:r>
+      <w:r>
+        <w:rPr>
+          <w:rFonts w:ascii="Tahoma" w:hAnsi="Tahoma" w:cs="Tahoma"/>
+          <w:noProof/>
+        </w:rPr>
+        <w:t>{</w:t>
+      </w:r>
+      <w:proofErr w:type="gramEnd"/>
+      <w:r>
+        <w:rPr>
+          <w:rFonts w:ascii="Tahoma" w:hAnsi="Tahoma" w:cs="Tahoma"/>
+          <w:noProof/>
+        </w:rPr>
+        <w:t>{case_no}</w:t>
+      </w:r>
+      <w:proofErr w:type="gramStart"/>
+      <w:r>
+        <w:rPr>
+          <w:rFonts w:ascii="Tahoma" w:hAnsi="Tahoma" w:cs="Tahoma"/>
+          <w:noProof/>
+        </w:rPr>
+        <w:t>}</w:t>
+      </w:r>
+      <w:r>
+        <w:rPr>
+          <w:rFonts w:ascii="Tahoma" w:hAnsi="Tahoma" w:cs="Tahoma"/>
+        </w:rPr>
+        <w:t>,  on</w:t>
+      </w:r>
+      <w:proofErr w:type="gramEnd"/>
+      <w:r>
+        <w:rPr>
+          <w:rFonts w:ascii="Tahoma" w:hAnsi="Tahoma" w:cs="Tahoma"/>
+        </w:rPr>
+        <w:t xml:space="preserve"> the file of Motor Accidents Claims Tribunal -Cum- </w:t>
+      </w:r>
+      <w:r>
+        <w:rPr>
+          <w:rFonts w:ascii="Tahoma" w:hAnsi="Tahoma" w:cs="Tahoma"/>
+          <w:noProof/>
+        </w:rPr>
+        <w:t>{{lower_court_name}</w:t>
+      </w:r>
+      <w:proofErr w:type="gramStart"/>
+      <w:r>
+        <w:rPr>
+          <w:rFonts w:ascii="Tahoma" w:hAnsi="Tahoma" w:cs="Tahoma"/>
+          <w:noProof/>
+        </w:rPr>
+        <w:t>}</w:t>
+      </w:r>
+      <w:r>
+        <w:rPr>
+          <w:rFonts w:ascii="Tahoma" w:hAnsi="Tahoma" w:cs="Tahoma"/>
+        </w:rPr>
+        <w:t>,  in</w:t>
+      </w:r>
+      <w:proofErr w:type="gramEnd"/>
+      <w:r>
+        <w:rPr>
+          <w:rFonts w:ascii="Tahoma" w:hAnsi="Tahoma" w:cs="Tahoma"/>
+        </w:rPr>
+        <w:t xml:space="preserve"> the above M.A.C.M.A. and pass such other order or orders as this Hon’ble Court may deem fit and proper in the circumstances of the case. </w:t>
       </w:r>
     </w:p>
     <w:p>
@@ -13950,7 +15030,35 @@
           <w:rFonts w:ascii="Tahoma" w:hAnsi="Tahoma" w:cs="Tahoma"/>
         </w:rPr>
         <w:tab/>
-        <w:t>Counsel For The Petitioner(s).</w:t>
+        <w:t xml:space="preserve">Counsel </w:t>
+      </w:r>
+      <w:proofErr w:type="gramStart"/>
+      <w:r>
+        <w:rPr>
+          <w:rFonts w:ascii="Tahoma" w:hAnsi="Tahoma" w:cs="Tahoma"/>
+        </w:rPr>
+        <w:t>For</w:t>
+      </w:r>
+      <w:proofErr w:type="gramEnd"/>
+      <w:r>
+        <w:rPr>
+          <w:rFonts w:ascii="Tahoma" w:hAnsi="Tahoma" w:cs="Tahoma"/>
+        </w:rPr>
+        <w:t xml:space="preserve"> </w:t>
+      </w:r>
+      <w:proofErr w:type="gramStart"/>
+      <w:r>
+        <w:rPr>
+          <w:rFonts w:ascii="Tahoma" w:hAnsi="Tahoma" w:cs="Tahoma"/>
+        </w:rPr>
+        <w:t>The</w:t>
+      </w:r>
+      <w:proofErr w:type="gramEnd"/>
+      <w:r>
+        <w:rPr>
+          <w:rFonts w:ascii="Tahoma" w:hAnsi="Tahoma" w:cs="Tahoma"/>
+        </w:rPr>
+        <w:t xml:space="preserve"> Petitioner(s).</w:t>
       </w:r>
     </w:p>
     <w:p>
@@ -14177,7 +15285,35 @@
           <w:rFonts w:ascii="Tahoma" w:hAnsi="Tahoma" w:cs="Tahoma"/>
         </w:rPr>
         <w:tab/>
-        <w:t>Counsel For The Petitioner(s).</w:t>
+        <w:t xml:space="preserve">Counsel </w:t>
+      </w:r>
+      <w:proofErr w:type="gramStart"/>
+      <w:r>
+        <w:rPr>
+          <w:rFonts w:ascii="Tahoma" w:hAnsi="Tahoma" w:cs="Tahoma"/>
+        </w:rPr>
+        <w:t>For</w:t>
+      </w:r>
+      <w:proofErr w:type="gramEnd"/>
+      <w:r>
+        <w:rPr>
+          <w:rFonts w:ascii="Tahoma" w:hAnsi="Tahoma" w:cs="Tahoma"/>
+        </w:rPr>
+        <w:t xml:space="preserve"> </w:t>
+      </w:r>
+      <w:proofErr w:type="gramStart"/>
+      <w:r>
+        <w:rPr>
+          <w:rFonts w:ascii="Tahoma" w:hAnsi="Tahoma" w:cs="Tahoma"/>
+        </w:rPr>
+        <w:t>The</w:t>
+      </w:r>
+      <w:proofErr w:type="gramEnd"/>
+      <w:r>
+        <w:rPr>
+          <w:rFonts w:ascii="Tahoma" w:hAnsi="Tahoma" w:cs="Tahoma"/>
+        </w:rPr>
+        <w:t xml:space="preserve"> Petitioner(s).</w:t>
       </w:r>
     </w:p>
     <w:p>
@@ -14254,7 +15390,7 @@
           <w:sz w:val="20"/>
         </w:rPr>
         <w:lastRenderedPageBreak/>
-        <w:t>HIGH COURT FOR THE STATE OF TELANGANA AT HYDERABAD</w:t>
+        <w:t>IN THE HIGH COURT FOR THE STATE OF TELANGANA AT HYDERABAD</w:t>
       </w:r>
     </w:p>
     <w:p>
@@ -14284,6 +15420,7 @@
           <w:sz w:val="20"/>
         </w:rPr>
       </w:pPr>
+      <w:proofErr w:type="spellStart"/>
       <w:r>
         <w:rPr>
           <w:rFonts w:ascii="Tahoma" w:hAnsi="Tahoma" w:cs="Tahoma"/>
@@ -14296,7 +15433,15 @@
           <w:rFonts w:ascii="Tahoma" w:hAnsi="Tahoma" w:cs="Tahoma"/>
           <w:sz w:val="20"/>
         </w:rPr>
-        <w:t xml:space="preserve">No.             OF </w:t>
+        <w:t>No</w:t>
+      </w:r>
+      <w:proofErr w:type="spellEnd"/>
+      <w:r>
+        <w:rPr>
+          <w:rFonts w:ascii="Tahoma" w:hAnsi="Tahoma" w:cs="Tahoma"/>
+          <w:sz w:val="20"/>
+        </w:rPr>
+        <w:t xml:space="preserve">.             OF </w:t>
       </w:r>
       <w:r>
         <w:rPr>
@@ -14304,7 +15449,7 @@
           <w:noProof/>
           <w:sz w:val="20"/>
         </w:rPr>
-        <w:t>year</w:t>
+        <w:t>{{year}}</w:t>
       </w:r>
     </w:p>
     <w:p>
@@ -14363,7 +15508,7 @@
           <w:noProof/>
           <w:sz w:val="20"/>
         </w:rPr>
-        <w:t>year</w:t>
+        <w:t>{{year}}</w:t>
       </w:r>
     </w:p>
     <w:p>
@@ -14525,22 +15670,38 @@
           <w:sz w:val="20"/>
         </w:rPr>
         <w:tab/>
-        <w:t xml:space="preserve">                       ..Petitioner</w:t>
-      </w:r>
-    </w:p>
-    <w:p>
-      <w:pPr>
-        <w:jc w:val="both"/>
+        <w:t xml:space="preserve">                       </w:t>
+      </w:r>
+      <w:proofErr w:type="gramStart"/>
+      <w:r>
         <w:rPr>
           <w:rFonts w:ascii="Tahoma" w:hAnsi="Tahoma" w:cs="Tahoma"/>
           <w:sz w:val="20"/>
         </w:rPr>
-      </w:pPr>
+        <w:t>..</w:t>
+      </w:r>
+      <w:proofErr w:type="gramEnd"/>
       <w:r>
         <w:rPr>
           <w:rFonts w:ascii="Tahoma" w:hAnsi="Tahoma" w:cs="Tahoma"/>
           <w:sz w:val="20"/>
         </w:rPr>
+        <w:t>Petitioner</w:t>
+      </w:r>
+    </w:p>
+    <w:p>
+      <w:pPr>
+        <w:jc w:val="both"/>
+        <w:rPr>
+          <w:rFonts w:ascii="Tahoma" w:hAnsi="Tahoma" w:cs="Tahoma"/>
+          <w:sz w:val="20"/>
+        </w:rPr>
+      </w:pPr>
+      <w:r>
+        <w:rPr>
+          <w:rFonts w:ascii="Tahoma" w:hAnsi="Tahoma" w:cs="Tahoma"/>
+          <w:sz w:val="20"/>
+        </w:rPr>
         <w:t xml:space="preserve">     AND</w:t>
       </w:r>
     </w:p>
@@ -14585,12 +15746,21 @@
           <w:sz w:val="20"/>
         </w:rPr>
       </w:pPr>
+      <w:proofErr w:type="gramStart"/>
       <w:r>
         <w:rPr>
           <w:rFonts w:ascii="Tahoma" w:hAnsi="Tahoma" w:cs="Tahoma"/>
           <w:sz w:val="20"/>
         </w:rPr>
-        <w:t>..Respondent</w:t>
+        <w:t>..</w:t>
+      </w:r>
+      <w:proofErr w:type="gramEnd"/>
+      <w:r>
+        <w:rPr>
+          <w:rFonts w:ascii="Tahoma" w:hAnsi="Tahoma" w:cs="Tahoma"/>
+          <w:sz w:val="20"/>
+        </w:rPr>
+        <w:t>Respondent</w:t>
       </w:r>
     </w:p>
     <w:p>
@@ -14736,7 +15906,31 @@
           <w:rFonts w:ascii="Tahoma" w:hAnsi="Tahoma" w:cs="Tahoma"/>
           <w:sz w:val="20"/>
         </w:rPr>
-        <w:t xml:space="preserve">and that the same will be heard by the Court  on the         day    </w:t>
+        <w:t xml:space="preserve">and that the same will be heard by the </w:t>
+      </w:r>
+      <w:proofErr w:type="gramStart"/>
+      <w:r>
+        <w:rPr>
+          <w:rFonts w:ascii="Tahoma" w:hAnsi="Tahoma" w:cs="Tahoma"/>
+          <w:sz w:val="20"/>
+        </w:rPr>
+        <w:t>Court  on</w:t>
+      </w:r>
+      <w:proofErr w:type="gramEnd"/>
+      <w:r>
+        <w:rPr>
+          <w:rFonts w:ascii="Tahoma" w:hAnsi="Tahoma" w:cs="Tahoma"/>
+          <w:sz w:val="20"/>
+        </w:rPr>
+        <w:t xml:space="preserve"> the         day </w:t>
+      </w:r>
+      <w:proofErr w:type="gramStart"/>
+      <w:r>
+        <w:rPr>
+          <w:rFonts w:ascii="Tahoma" w:hAnsi="Tahoma" w:cs="Tahoma"/>
+          <w:sz w:val="20"/>
+        </w:rPr>
+        <w:t xml:space="preserve">   </w:t>
       </w:r>
       <w:r>
         <w:rPr>
@@ -14744,7 +15938,16 @@
           <w:noProof/>
           <w:sz w:val="20"/>
         </w:rPr>
-        <w:t>year</w:t>
+        <w:t>{</w:t>
+      </w:r>
+      <w:proofErr w:type="gramEnd"/>
+      <w:r>
+        <w:rPr>
+          <w:rFonts w:ascii="Tahoma" w:eastAsia="MS Mincho" w:hAnsi="Tahoma" w:cs="Tahoma"/>
+          <w:noProof/>
+          <w:sz w:val="20"/>
+        </w:rPr>
+        <w:t>{year}}</w:t>
       </w:r>
     </w:p>
     <w:p>
@@ -14779,7 +15982,15 @@
           <w:rFonts w:ascii="Tahoma" w:hAnsi="Tahoma" w:cs="Tahoma"/>
           <w:sz w:val="20"/>
         </w:rPr>
-        <w:t xml:space="preserve"> Notice and Interim Stay has/have been granted by order Court      dated the      of     </w:t>
+        <w:t xml:space="preserve"> Notice and Interim Stay has/have been granted by order Court      dated the      of  </w:t>
+      </w:r>
+      <w:proofErr w:type="gramStart"/>
+      <w:r>
+        <w:rPr>
+          <w:rFonts w:ascii="Tahoma" w:hAnsi="Tahoma" w:cs="Tahoma"/>
+          <w:sz w:val="20"/>
+        </w:rPr>
+        <w:t xml:space="preserve">   </w:t>
       </w:r>
       <w:r>
         <w:rPr>
@@ -14787,7 +15998,16 @@
           <w:noProof/>
           <w:sz w:val="20"/>
         </w:rPr>
-        <w:t>year</w:t>
+        <w:t>{</w:t>
+      </w:r>
+      <w:proofErr w:type="gramEnd"/>
+      <w:r>
+        <w:rPr>
+          <w:rFonts w:ascii="Tahoma" w:eastAsia="MS Mincho" w:hAnsi="Tahoma" w:cs="Tahoma"/>
+          <w:noProof/>
+          <w:sz w:val="20"/>
+        </w:rPr>
+        <w:t>{year}}</w:t>
       </w:r>
     </w:p>
     <w:p>
@@ -14831,7 +16051,15 @@
           <w:rFonts w:ascii="Tahoma" w:hAnsi="Tahoma" w:cs="Tahoma"/>
           <w:sz w:val="20"/>
         </w:rPr>
-        <w:t xml:space="preserve"> this            day     </w:t>
+        <w:t xml:space="preserve"> this            day  </w:t>
+      </w:r>
+      <w:proofErr w:type="gramStart"/>
+      <w:r>
+        <w:rPr>
+          <w:rFonts w:ascii="Tahoma" w:hAnsi="Tahoma" w:cs="Tahoma"/>
+          <w:sz w:val="20"/>
+        </w:rPr>
+        <w:t xml:space="preserve">   </w:t>
       </w:r>
       <w:r>
         <w:rPr>
@@ -14839,7 +16067,16 @@
           <w:noProof/>
           <w:sz w:val="20"/>
         </w:rPr>
-        <w:t>year</w:t>
+        <w:t>{</w:t>
+      </w:r>
+      <w:proofErr w:type="gramEnd"/>
+      <w:r>
+        <w:rPr>
+          <w:rFonts w:ascii="Tahoma" w:eastAsia="MS Mincho" w:hAnsi="Tahoma" w:cs="Tahoma"/>
+          <w:noProof/>
+          <w:sz w:val="20"/>
+        </w:rPr>
+        <w:t>{year}}</w:t>
       </w:r>
     </w:p>
     <w:p>
@@ -14947,7 +16184,7 @@
           <w:sz w:val="16"/>
         </w:rPr>
         <w:lastRenderedPageBreak/>
-        <w:t>HIGH COURT FOR THE STATE OF TELANGANA AT HYDERABAD</w:t>
+        <w:t>IN THE HIGH COURT FOR THE STATE OF TELANGANA AT HYDERABAD</w:t>
       </w:r>
     </w:p>
     <w:p>
@@ -15017,7 +16254,7 @@
           <w:sz w:val="16"/>
           <w:szCs w:val="16"/>
         </w:rPr>
-        <w:t>year</w:t>
+        <w:t>{{year}}</w:t>
       </w:r>
     </w:p>
     <w:p>
@@ -15056,6 +16293,7 @@
           <w:szCs w:val="16"/>
         </w:rPr>
       </w:pPr>
+      <w:proofErr w:type="gramStart"/>
       <w:r>
         <w:rPr>
           <w:rFonts w:ascii="Tahoma" w:hAnsi="Tahoma" w:cs="Tahoma"/>
@@ -15071,160 +16309,162 @@
           <w:sz w:val="16"/>
           <w:szCs w:val="16"/>
         </w:rPr>
-        <w:t>{{case_no}}</w:t>
-      </w:r>
-      <w:r>
-        <w:rPr>
-          <w:rFonts w:ascii="Tahoma" w:hAnsi="Tahoma" w:cs="Tahoma"/>
+        <w:t>{</w:t>
+      </w:r>
+      <w:proofErr w:type="gramEnd"/>
+      <w:r>
+        <w:rPr>
+          <w:rFonts w:ascii="Tahoma" w:hAnsi="Tahoma" w:cs="Tahoma"/>
+          <w:noProof/>
           <w:sz w:val="16"/>
           <w:szCs w:val="16"/>
         </w:rPr>
-        <w:t xml:space="preserve">, dated </w:t>
-      </w:r>
-      <w:r>
-        <w:rPr>
-          <w:rFonts w:ascii="Tahoma" w:hAnsi="Tahoma" w:cs="Tahoma"/>
-          <w:noProof/>
+        <w:t>{case_no}}</w:t>
+      </w:r>
+      <w:r>
+        <w:rPr>
+          <w:rFonts w:ascii="Tahoma" w:hAnsi="Tahoma" w:cs="Tahoma"/>
           <w:sz w:val="16"/>
           <w:szCs w:val="16"/>
         </w:rPr>
-        <w:t>{{lcod}}</w:t>
-      </w:r>
-      <w:r>
-        <w:rPr>
-          <w:rFonts w:ascii="Tahoma" w:hAnsi="Tahoma" w:cs="Tahoma"/>
+        <w:t xml:space="preserve">, dated </w:t>
+      </w:r>
+      <w:r>
+        <w:rPr>
+          <w:rFonts w:ascii="Tahoma" w:hAnsi="Tahoma" w:cs="Tahoma"/>
+          <w:noProof/>
           <w:sz w:val="16"/>
           <w:szCs w:val="16"/>
         </w:rPr>
-        <w:t xml:space="preserve">  </w:t>
-      </w:r>
-    </w:p>
-    <w:p>
-      <w:pPr>
-        <w:jc w:val="center"/>
+        <w:t>{{lcod}}</w:t>
+      </w:r>
+      <w:r>
         <w:rPr>
           <w:rFonts w:ascii="Tahoma" w:hAnsi="Tahoma" w:cs="Tahoma"/>
           <w:sz w:val="16"/>
           <w:szCs w:val="16"/>
         </w:rPr>
-      </w:pPr>
-      <w:r>
+        <w:t xml:space="preserve">  </w:t>
+      </w:r>
+    </w:p>
+    <w:p>
+      <w:pPr>
+        <w:jc w:val="center"/>
         <w:rPr>
           <w:rFonts w:ascii="Tahoma" w:hAnsi="Tahoma" w:cs="Tahoma"/>
           <w:sz w:val="16"/>
           <w:szCs w:val="16"/>
         </w:rPr>
-        <w:t xml:space="preserve">on the file of </w:t>
-      </w:r>
-      <w:r>
-        <w:rPr>
-          <w:rFonts w:ascii="Tahoma" w:hAnsi="Tahoma" w:cs="Tahoma"/>
-          <w:noProof/>
+      </w:pPr>
+      <w:r>
+        <w:rPr>
+          <w:rFonts w:ascii="Tahoma" w:hAnsi="Tahoma" w:cs="Tahoma"/>
           <w:sz w:val="16"/>
           <w:szCs w:val="16"/>
         </w:rPr>
-        <w:t>{{lower_court_name}}</w:t>
-      </w:r>
-    </w:p>
-    <w:p>
-      <w:pPr>
-        <w:jc w:val="center"/>
-        <w:rPr>
-          <w:rFonts w:ascii="Tahoma" w:hAnsi="Tahoma" w:cs="Tahoma"/>
+        <w:t xml:space="preserve">on the file of </w:t>
+      </w:r>
+      <w:r>
+        <w:rPr>
+          <w:rFonts w:ascii="Tahoma" w:hAnsi="Tahoma" w:cs="Tahoma"/>
+          <w:noProof/>
           <w:sz w:val="16"/>
           <w:szCs w:val="16"/>
         </w:rPr>
-      </w:pPr>
-    </w:p>
-    <w:p>
-      <w:pPr>
-        <w:jc w:val="both"/>
+        <w:t>{{lower_court_name}}</w:t>
+      </w:r>
+    </w:p>
+    <w:p>
+      <w:pPr>
+        <w:jc w:val="center"/>
         <w:rPr>
           <w:rFonts w:ascii="Tahoma" w:hAnsi="Tahoma" w:cs="Tahoma"/>
           <w:sz w:val="16"/>
           <w:szCs w:val="16"/>
         </w:rPr>
       </w:pPr>
-      <w:r>
+    </w:p>
+    <w:p>
+      <w:pPr>
+        <w:jc w:val="both"/>
         <w:rPr>
           <w:rFonts w:ascii="Tahoma" w:hAnsi="Tahoma" w:cs="Tahoma"/>
           <w:sz w:val="16"/>
           <w:szCs w:val="16"/>
         </w:rPr>
-        <w:t>Between:</w:t>
-      </w:r>
-    </w:p>
-    <w:p>
-      <w:pPr>
-        <w:jc w:val="both"/>
+      </w:pPr>
+      <w:r>
         <w:rPr>
           <w:rFonts w:ascii="Tahoma" w:hAnsi="Tahoma" w:cs="Tahoma"/>
           <w:sz w:val="16"/>
           <w:szCs w:val="16"/>
         </w:rPr>
-      </w:pPr>
-      <w:r>
+        <w:t>Between:</w:t>
+      </w:r>
+    </w:p>
+    <w:p>
+      <w:pPr>
+        <w:jc w:val="both"/>
         <w:rPr>
           <w:rFonts w:ascii="Tahoma" w:hAnsi="Tahoma" w:cs="Tahoma"/>
           <w:sz w:val="16"/>
           <w:szCs w:val="16"/>
         </w:rPr>
-        <w:t> </w:t>
-      </w:r>
-    </w:p>
-    <w:p>
-      <w:pPr>
-        <w:jc w:val="both"/>
+      </w:pPr>
+      <w:r>
         <w:rPr>
           <w:rFonts w:ascii="Tahoma" w:hAnsi="Tahoma" w:cs="Tahoma"/>
           <w:sz w:val="16"/>
           <w:szCs w:val="16"/>
         </w:rPr>
-      </w:pPr>
-      <w:r>
-        <w:rPr>
-          <w:rFonts w:ascii="Tahoma" w:hAnsi="Tahoma" w:cs="Tahoma"/>
-          <w:noProof/>
+        <w:t> </w:t>
+      </w:r>
+    </w:p>
+    <w:p>
+      <w:pPr>
+        <w:jc w:val="both"/>
+        <w:rPr>
+          <w:rFonts w:ascii="Tahoma" w:hAnsi="Tahoma" w:cs="Tahoma"/>
           <w:sz w:val="16"/>
           <w:szCs w:val="16"/>
         </w:rPr>
-        <w:t>{{pet_name}}</w:t>
-      </w:r>
-    </w:p>
-    <w:p>
-      <w:pPr>
-        <w:jc w:val="right"/>
-        <w:rPr>
-          <w:rFonts w:ascii="Tahoma" w:hAnsi="Tahoma" w:cs="Tahoma"/>
+      </w:pPr>
+      <w:r>
+        <w:rPr>
+          <w:rFonts w:ascii="Tahoma" w:hAnsi="Tahoma" w:cs="Tahoma"/>
+          <w:noProof/>
           <w:sz w:val="16"/>
           <w:szCs w:val="16"/>
         </w:rPr>
-      </w:pPr>
-      <w:r>
+        <w:t>{{pet_name}}</w:t>
+      </w:r>
+    </w:p>
+    <w:p>
+      <w:pPr>
+        <w:jc w:val="right"/>
         <w:rPr>
           <w:rFonts w:ascii="Tahoma" w:hAnsi="Tahoma" w:cs="Tahoma"/>
           <w:sz w:val="16"/>
           <w:szCs w:val="16"/>
         </w:rPr>
-        <w:t>..Petitioner/s</w:t>
-      </w:r>
-    </w:p>
-    <w:p>
-      <w:pPr>
-        <w:jc w:val="both"/>
+      </w:pPr>
+      <w:proofErr w:type="gramStart"/>
+      <w:r>
         <w:rPr>
           <w:rFonts w:ascii="Tahoma" w:hAnsi="Tahoma" w:cs="Tahoma"/>
           <w:sz w:val="16"/>
           <w:szCs w:val="16"/>
         </w:rPr>
-      </w:pPr>
+        <w:t>..</w:t>
+      </w:r>
+      <w:proofErr w:type="gramEnd"/>
       <w:r>
         <w:rPr>
           <w:rFonts w:ascii="Tahoma" w:hAnsi="Tahoma" w:cs="Tahoma"/>
           <w:sz w:val="16"/>
           <w:szCs w:val="16"/>
         </w:rPr>
-        <w:t xml:space="preserve">     AND</w:t>
+        <w:t>Petitioner/s</w:t>
       </w:r>
     </w:p>
     <w:p>
@@ -15242,7 +16482,7 @@
           <w:sz w:val="16"/>
           <w:szCs w:val="16"/>
         </w:rPr>
-        <w:t> </w:t>
+        <w:t xml:space="preserve">     AND</w:t>
       </w:r>
     </w:p>
     <w:p>
@@ -15257,16 +16497,15 @@
       <w:r>
         <w:rPr>
           <w:rFonts w:ascii="Tahoma" w:hAnsi="Tahoma" w:cs="Tahoma"/>
-          <w:noProof/>
           <w:sz w:val="16"/>
           <w:szCs w:val="16"/>
         </w:rPr>
-        <w:t>{{res_name}}</w:t>
-      </w:r>
-    </w:p>
-    <w:p>
-      <w:pPr>
-        <w:jc w:val="right"/>
+        <w:t> </w:t>
+      </w:r>
+    </w:p>
+    <w:p>
+      <w:pPr>
+        <w:jc w:val="both"/>
         <w:rPr>
           <w:rFonts w:ascii="Tahoma" w:hAnsi="Tahoma" w:cs="Tahoma"/>
           <w:sz w:val="16"/>
@@ -15276,37 +16515,40 @@
       <w:r>
         <w:rPr>
           <w:rFonts w:ascii="Tahoma" w:hAnsi="Tahoma" w:cs="Tahoma"/>
+          <w:noProof/>
           <w:sz w:val="16"/>
           <w:szCs w:val="16"/>
         </w:rPr>
-        <w:t>..Respondent/s</w:t>
-      </w:r>
-    </w:p>
-    <w:p>
-      <w:pPr>
+        <w:t>{{res_name}}</w:t>
+      </w:r>
+    </w:p>
+    <w:p>
+      <w:pPr>
+        <w:jc w:val="right"/>
         <w:rPr>
           <w:rFonts w:ascii="Tahoma" w:hAnsi="Tahoma" w:cs="Tahoma"/>
           <w:sz w:val="16"/>
           <w:szCs w:val="16"/>
         </w:rPr>
       </w:pPr>
+      <w:proofErr w:type="gramStart"/>
       <w:r>
         <w:rPr>
           <w:rFonts w:ascii="Tahoma" w:hAnsi="Tahoma" w:cs="Tahoma"/>
           <w:sz w:val="16"/>
           <w:szCs w:val="16"/>
         </w:rPr>
-        <w:t>To</w:t>
-      </w:r>
-    </w:p>
-    <w:p>
-      <w:pPr>
+        <w:t>..</w:t>
+      </w:r>
+      <w:proofErr w:type="gramEnd"/>
+      <w:r>
         <w:rPr>
           <w:rFonts w:ascii="Tahoma" w:hAnsi="Tahoma" w:cs="Tahoma"/>
           <w:sz w:val="16"/>
           <w:szCs w:val="16"/>
         </w:rPr>
-      </w:pPr>
+        <w:t>Respondent/s</w:t>
+      </w:r>
     </w:p>
     <w:p>
       <w:pPr>
@@ -15319,24 +16561,23 @@
       <w:r>
         <w:rPr>
           <w:rFonts w:ascii="Tahoma" w:hAnsi="Tahoma" w:cs="Tahoma"/>
-          <w:noProof/>
           <w:sz w:val="16"/>
           <w:szCs w:val="16"/>
         </w:rPr>
-        <w:t>{{respondent}}</w:t>
-      </w:r>
-      <w:r>
+        <w:t>To</w:t>
+      </w:r>
+    </w:p>
+    <w:p>
+      <w:pPr>
         <w:rPr>
           <w:rFonts w:ascii="Tahoma" w:hAnsi="Tahoma" w:cs="Tahoma"/>
           <w:sz w:val="16"/>
           <w:szCs w:val="16"/>
         </w:rPr>
-        <w:t> </w:t>
-      </w:r>
-    </w:p>
-    <w:p>
-      <w:pPr>
-        <w:jc w:val="both"/>
+      </w:pPr>
+    </w:p>
+    <w:p>
+      <w:pPr>
         <w:rPr>
           <w:rFonts w:ascii="Tahoma" w:hAnsi="Tahoma" w:cs="Tahoma"/>
           <w:sz w:val="16"/>
@@ -15346,39 +16587,38 @@
       <w:r>
         <w:rPr>
           <w:rFonts w:ascii="Tahoma" w:hAnsi="Tahoma" w:cs="Tahoma"/>
+          <w:noProof/>
           <w:sz w:val="16"/>
           <w:szCs w:val="16"/>
         </w:rPr>
-        <w:t> </w:t>
-      </w:r>
-    </w:p>
-    <w:p>
-      <w:pPr>
-        <w:jc w:val="both"/>
+        <w:t>{{respondent}}</w:t>
+      </w:r>
+      <w:r>
         <w:rPr>
           <w:rFonts w:ascii="Tahoma" w:hAnsi="Tahoma" w:cs="Tahoma"/>
           <w:sz w:val="16"/>
           <w:szCs w:val="16"/>
         </w:rPr>
-      </w:pPr>
-      <w:r>
+        <w:t> </w:t>
+      </w:r>
+    </w:p>
+    <w:p>
+      <w:pPr>
+        <w:jc w:val="both"/>
         <w:rPr>
           <w:rFonts w:ascii="Tahoma" w:hAnsi="Tahoma" w:cs="Tahoma"/>
           <w:sz w:val="16"/>
           <w:szCs w:val="16"/>
         </w:rPr>
-        <w:t xml:space="preserve">     Take Notice that an appeal/revision /petition from the above decree/order has been presented by the above named appellant/petitioner and registered in this court and that if you intend the same you must enter your appearance in this court and give notice thereof to the appellant or petitioner or his pleader within 30 days after service of the notice on you. </w:t>
-      </w:r>
-    </w:p>
-    <w:p>
-      <w:pPr>
-        <w:jc w:val="both"/>
+      </w:pPr>
+      <w:r>
         <w:rPr>
           <w:rFonts w:ascii="Tahoma" w:hAnsi="Tahoma" w:cs="Tahoma"/>
           <w:sz w:val="16"/>
           <w:szCs w:val="16"/>
         </w:rPr>
-      </w:pPr>
+        <w:t> </w:t>
+      </w:r>
     </w:p>
     <w:p>
       <w:pPr>
@@ -15389,22 +16629,68 @@
           <w:szCs w:val="16"/>
         </w:rPr>
       </w:pPr>
-    </w:p>
-    <w:p>
-      <w:pPr>
-        <w:jc w:val="both"/>
+      <w:r>
         <w:rPr>
           <w:rFonts w:ascii="Tahoma" w:hAnsi="Tahoma" w:cs="Tahoma"/>
           <w:sz w:val="16"/>
           <w:szCs w:val="16"/>
         </w:rPr>
-      </w:pPr>
+        <w:t xml:space="preserve">     Take Notice that an appeal/revision /petition from the above decree/order has been presented by the </w:t>
+      </w:r>
+      <w:proofErr w:type="gramStart"/>
       <w:r>
         <w:rPr>
           <w:rFonts w:ascii="Tahoma" w:hAnsi="Tahoma" w:cs="Tahoma"/>
           <w:sz w:val="16"/>
           <w:szCs w:val="16"/>
         </w:rPr>
+        <w:t>above named</w:t>
+      </w:r>
+      <w:proofErr w:type="gramEnd"/>
+      <w:r>
+        <w:rPr>
+          <w:rFonts w:ascii="Tahoma" w:hAnsi="Tahoma" w:cs="Tahoma"/>
+          <w:sz w:val="16"/>
+          <w:szCs w:val="16"/>
+        </w:rPr>
+        <w:t xml:space="preserve"> appellant/petitioner and registered in this court and that if you intend the same you must enter your appearance in this court and give notice thereof to the appellant or petitioner or his pleader within 30 days after service of the notice on you. </w:t>
+      </w:r>
+    </w:p>
+    <w:p>
+      <w:pPr>
+        <w:jc w:val="both"/>
+        <w:rPr>
+          <w:rFonts w:ascii="Tahoma" w:hAnsi="Tahoma" w:cs="Tahoma"/>
+          <w:sz w:val="16"/>
+          <w:szCs w:val="16"/>
+        </w:rPr>
+      </w:pPr>
+    </w:p>
+    <w:p>
+      <w:pPr>
+        <w:jc w:val="both"/>
+        <w:rPr>
+          <w:rFonts w:ascii="Tahoma" w:hAnsi="Tahoma" w:cs="Tahoma"/>
+          <w:sz w:val="16"/>
+          <w:szCs w:val="16"/>
+        </w:rPr>
+      </w:pPr>
+    </w:p>
+    <w:p>
+      <w:pPr>
+        <w:jc w:val="both"/>
+        <w:rPr>
+          <w:rFonts w:ascii="Tahoma" w:hAnsi="Tahoma" w:cs="Tahoma"/>
+          <w:sz w:val="16"/>
+          <w:szCs w:val="16"/>
+        </w:rPr>
+      </w:pPr>
+      <w:r>
+        <w:rPr>
+          <w:rFonts w:ascii="Tahoma" w:hAnsi="Tahoma" w:cs="Tahoma"/>
+          <w:sz w:val="16"/>
+          <w:szCs w:val="16"/>
+        </w:rPr>
         <w:tab/>
         <w:t xml:space="preserve">If no appearance is entered on your behalf by yourself, your pleader, or someone by law authorized to act for you in this appeal/revision it will be heard and decided in your absence. </w:t>
       </w:r>
@@ -15662,7 +16948,7 @@
           <w:sz w:val="16"/>
           <w:szCs w:val="16"/>
         </w:rPr>
-        <w:t>year</w:t>
+        <w:t>{{year}}</w:t>
       </w:r>
     </w:p>
     <w:p>
@@ -15760,7 +17046,7 @@
 </file>
 
 <file path=word/numbering.xml><?xml version="1.0" encoding="utf-8"?>
-<w:numbering xmlns:wpc="http://schemas.microsoft.com/office/word/2010/wordprocessingCanvas" xmlns:cx="http://schemas.microsoft.com/office/drawing/2014/chartex" xmlns:cx1="http://schemas.microsoft.com/office/drawing/2015/9/8/chartex" xmlns:cx2="http://schemas.microsoft.com/office/drawing/2015/10/21/chartex" xmlns:cx3="http://schemas.microsoft.com/office/drawing/2016/5/9/chartex" xmlns:cx4="http://schemas.microsoft.com/office/drawing/2016/5/10/chartex" xmlns:cx5="http://schemas.microsoft.com/office/drawing/2016/5/11/chartex" xmlns:cx6="http://schemas.microsoft.com/office/drawing/2016/5/12/chartex" xmlns:cx7="http://schemas.microsoft.com/office/drawing/2016/5/13/chartex" xmlns:cx8="http://schemas.microsoft.com/office/drawing/2016/5/14/chartex" xmlns:mc="http://schemas.openxmlformats.org/markup-compatibility/2006" xmlns:aink="http://schemas.microsoft.com/office/drawing/2016/ink" xmlns:am3d="http://schemas.microsoft.com/office/drawing/2017/model3d" xmlns:o="urn:schemas-microsoft-com:office:office" xmlns:oel="http://schemas.microsoft.com/office/2019/extlst" xmlns:r="http://schemas.openxmlformats.org/officeDocument/2006/relationships" xmlns:m="http://schemas.openxmlformats.org/officeDocument/2006/math" xmlns:v="urn:schemas-microsoft-com:vml" xmlns:wp14="http://schemas.microsoft.com/office/word/2010/wordprocessingDrawing" xmlns:wp="http://schemas.openxmlformats.org/drawingml/2006/wordprocessingDrawing" xmlns:w10="urn:schemas-microsoft-com:office:word" xmlns:w="http://schemas.openxmlformats.org/wordprocessingml/2006/main" xmlns:w14="http://schemas.microsoft.com/office/word/2010/wordml" xmlns:w15="http://schemas.microsoft.com/office/word/2012/wordml" xmlns:w16cex="http://schemas.microsoft.com/office/word/2018/wordml/cex" xmlns:w16cid="http://schemas.microsoft.com/office/word/2016/wordml/cid" xmlns:w16="http://schemas.microsoft.com/office/word/2018/wordml" xmlns:w16du="http://schemas.microsoft.com/office/word/2023/wordml/word16du" xmlns:w16sdtdh="http://schemas.microsoft.com/office/word/2020/wordml/sdtdatahash" xmlns:w16sdtfl="http://schemas.microsoft.com/office/word/2024/wordml/sdtformatlock" xmlns:w16se="http://schemas.microsoft.com/office/word/2015/wordml/symex" xmlns:wpg="http://schemas.microsoft.com/office/word/2010/wordprocessingGroup" xmlns:wpi="http://schemas.microsoft.com/office/word/2010/wordprocessingInk" xmlns:wne="http://schemas.microsoft.com/office/word/2006/wordml" xmlns:wps="http://schemas.microsoft.com/office/word/2010/wordprocessingShape" mc:Ignorable="w14 w15 w16se w16cid w16 w16cex w16sdtdh w16sdtfl w16du wp14">
+<w:numbering xmlns:wpc="http://schemas.microsoft.com/office/word/2010/wordprocessingCanvas" xmlns:cx="http://schemas.microsoft.com/office/drawing/2014/chartex" xmlns:cx1="http://schemas.microsoft.com/office/drawing/2015/9/8/chartex" xmlns:cx2="http://schemas.microsoft.com/office/drawing/2015/10/21/chartex" xmlns:cx3="http://schemas.microsoft.com/office/drawing/2016/5/9/chartex" xmlns:cx4="http://schemas.microsoft.com/office/drawing/2016/5/10/chartex" xmlns:cx5="http://schemas.microsoft.com/office/drawing/2016/5/11/chartex" xmlns:cx6="http://schemas.microsoft.com/office/drawing/2016/5/12/chartex" xmlns:cx7="http://schemas.microsoft.com/office/drawing/2016/5/13/chartex" xmlns:cx8="http://schemas.microsoft.com/office/drawing/2016/5/14/chartex" xmlns:mc="http://schemas.openxmlformats.org/markup-compatibility/2006" xmlns:aink="http://schemas.microsoft.com/office/drawing/2016/ink" xmlns:am3d="http://schemas.microsoft.com/office/drawing/2017/model3d" xmlns:o="urn:schemas-microsoft-com:office:office" xmlns:oel="http://schemas.microsoft.com/office/2019/extlst" xmlns:r="http://schemas.openxmlformats.org/officeDocument/2006/relationships" xmlns:m="http://schemas.openxmlformats.org/officeDocument/2006/math" xmlns:v="urn:schemas-microsoft-com:vml" xmlns:wp14="http://schemas.microsoft.com/office/word/2010/wordprocessingDrawing" xmlns:wp="http://schemas.openxmlformats.org/drawingml/2006/wordprocessingDrawing" xmlns:w10="urn:schemas-microsoft-com:office:word" xmlns:w="http://schemas.openxmlformats.org/wordprocessingml/2006/main" xmlns:w14="http://schemas.microsoft.com/office/word/2010/wordml" xmlns:w15="http://schemas.microsoft.com/office/word/2012/wordml" xmlns:w16cei="http://schemas.microsoft.com/office/word/2026/wordml/cei" xmlns:w16cex="http://schemas.microsoft.com/office/word/2018/wordml/cex" xmlns:w16cid="http://schemas.microsoft.com/office/word/2016/wordml/cid" xmlns:w16="http://schemas.microsoft.com/office/word/2018/wordml" xmlns:w16du="http://schemas.microsoft.com/office/word/2023/wordml/word16du" xmlns:w16sdtdh="http://schemas.microsoft.com/office/word/2020/wordml/sdtdatahash" xmlns:w16sdtfl="http://schemas.microsoft.com/office/word/2024/wordml/sdtformatlock" xmlns:w16se="http://schemas.microsoft.com/office/word/2015/wordml/symex" xmlns:wpg="http://schemas.microsoft.com/office/word/2010/wordprocessingGroup" xmlns:wpi="http://schemas.microsoft.com/office/word/2010/wordprocessingInk" xmlns:wne="http://schemas.microsoft.com/office/word/2006/wordml" xmlns:wps="http://schemas.microsoft.com/office/word/2010/wordprocessingShape" mc:Ignorable="w14 w15 w16se w16cid w16 w16cex w16sdtdh w16sdtfl w16du wp14">
   <w:abstractNum w:abstractNumId="0" w15:restartNumberingAfterBreak="1">
     <w:nsid w:val="4D882390"/>
     <w:multiLevelType w:val="hybridMultilevel"/>
@@ -15933,6 +17219,50 @@
     <w:lsdException w:name="Subtitle" w:qFormat="1"/>
     <w:lsdException w:name="Strong" w:qFormat="1"/>
     <w:lsdException w:name="Emphasis" w:qFormat="1"/>
+    <w:lsdException w:name="Normal Table" w:semiHidden="1" w:unhideWhenUsed="1"/>
+    <w:lsdException w:name="Table Simple 1" w:semiHidden="1" w:unhideWhenUsed="1"/>
+    <w:lsdException w:name="Table Simple 2" w:semiHidden="1" w:unhideWhenUsed="1"/>
+    <w:lsdException w:name="Table Simple 3" w:semiHidden="1" w:unhideWhenUsed="1"/>
+    <w:lsdException w:name="Table Classic 1" w:semiHidden="1" w:unhideWhenUsed="1"/>
+    <w:lsdException w:name="Table Classic 2" w:semiHidden="1" w:unhideWhenUsed="1"/>
+    <w:lsdException w:name="Table Classic 3" w:semiHidden="1" w:unhideWhenUsed="1"/>
+    <w:lsdException w:name="Table Classic 4" w:semiHidden="1" w:unhideWhenUsed="1"/>
+    <w:lsdException w:name="Table Colorful 1" w:semiHidden="1" w:unhideWhenUsed="1"/>
+    <w:lsdException w:name="Table Colorful 2" w:semiHidden="1" w:unhideWhenUsed="1"/>
+    <w:lsdException w:name="Table Colorful 3" w:semiHidden="1" w:unhideWhenUsed="1"/>
+    <w:lsdException w:name="Table Columns 1" w:semiHidden="1" w:unhideWhenUsed="1"/>
+    <w:lsdException w:name="Table Columns 2" w:semiHidden="1" w:unhideWhenUsed="1"/>
+    <w:lsdException w:name="Table Columns 3" w:semiHidden="1" w:unhideWhenUsed="1"/>
+    <w:lsdException w:name="Table Columns 4" w:semiHidden="1" w:unhideWhenUsed="1"/>
+    <w:lsdException w:name="Table Columns 5" w:semiHidden="1" w:unhideWhenUsed="1"/>
+    <w:lsdException w:name="Table Grid 1" w:semiHidden="1" w:unhideWhenUsed="1"/>
+    <w:lsdException w:name="Table Grid 2" w:semiHidden="1" w:unhideWhenUsed="1"/>
+    <w:lsdException w:name="Table Grid 3" w:semiHidden="1" w:unhideWhenUsed="1"/>
+    <w:lsdException w:name="Table Grid 4" w:semiHidden="1" w:unhideWhenUsed="1"/>
+    <w:lsdException w:name="Table Grid 5" w:semiHidden="1" w:unhideWhenUsed="1"/>
+    <w:lsdException w:name="Table Grid 6" w:semiHidden="1" w:unhideWhenUsed="1"/>
+    <w:lsdException w:name="Table Grid 7" w:semiHidden="1" w:unhideWhenUsed="1"/>
+    <w:lsdException w:name="Table Grid 8" w:semiHidden="1" w:unhideWhenUsed="1"/>
+    <w:lsdException w:name="Table List 1" w:semiHidden="1" w:unhideWhenUsed="1"/>
+    <w:lsdException w:name="Table List 2" w:semiHidden="1" w:unhideWhenUsed="1"/>
+    <w:lsdException w:name="Table List 3" w:semiHidden="1" w:unhideWhenUsed="1"/>
+    <w:lsdException w:name="Table List 4" w:semiHidden="1" w:unhideWhenUsed="1"/>
+    <w:lsdException w:name="Table List 5" w:semiHidden="1" w:unhideWhenUsed="1"/>
+    <w:lsdException w:name="Table List 6" w:semiHidden="1" w:unhideWhenUsed="1"/>
+    <w:lsdException w:name="Table List 7" w:semiHidden="1" w:unhideWhenUsed="1"/>
+    <w:lsdException w:name="Table List 8" w:semiHidden="1" w:unhideWhenUsed="1"/>
+    <w:lsdException w:name="Table 3D effects 1" w:semiHidden="1" w:unhideWhenUsed="1"/>
+    <w:lsdException w:name="Table 3D effects 2" w:semiHidden="1" w:unhideWhenUsed="1"/>
+    <w:lsdException w:name="Table 3D effects 3" w:semiHidden="1" w:unhideWhenUsed="1"/>
+    <w:lsdException w:name="Table Contemporary" w:semiHidden="1" w:unhideWhenUsed="1"/>
+    <w:lsdException w:name="Table Elegant" w:semiHidden="1" w:unhideWhenUsed="1"/>
+    <w:lsdException w:name="Table Professional" w:semiHidden="1" w:unhideWhenUsed="1"/>
+    <w:lsdException w:name="Table Subtle 1" w:semiHidden="1" w:unhideWhenUsed="1"/>
+    <w:lsdException w:name="Table Subtle 2" w:semiHidden="1" w:unhideWhenUsed="1"/>
+    <w:lsdException w:name="Table Web 1" w:semiHidden="1" w:unhideWhenUsed="1"/>
+    <w:lsdException w:name="Table Web 2" w:semiHidden="1" w:unhideWhenUsed="1"/>
+    <w:lsdException w:name="Table Web 3" w:semiHidden="1" w:unhideWhenUsed="1"/>
+    <w:lsdException w:name="Table Theme" w:semiHidden="1" w:unhideWhenUsed="1"/>
     <w:lsdException w:name="Placeholder Text" w:semiHidden="1" w:uiPriority="99"/>
     <w:lsdException w:name="No Spacing" w:uiPriority="1" w:qFormat="1"/>
     <w:lsdException w:name="Light Shading" w:uiPriority="60"/>
@@ -16319,11 +17649,15 @@
   </w:style>
   <w:style w:type="character" w:default="1" w:styleId="DefaultParagraphFont">
     <w:name w:val="Default Paragraph Font"/>
+    <w:uiPriority w:val="1"/>
     <w:semiHidden/>
+    <w:unhideWhenUsed/>
   </w:style>
   <w:style w:type="table" w:default="1" w:styleId="TableNormal">
     <w:name w:val="Normal Table"/>
+    <w:uiPriority w:val="99"/>
     <w:semiHidden/>
+    <w:unhideWhenUsed/>
     <w:tblPr>
       <w:tblInd w:w="0" w:type="dxa"/>
       <w:tblCellMar>
@@ -16336,7 +17670,9 @@
   </w:style>
   <w:style w:type="numbering" w:default="1" w:styleId="NoList">
     <w:name w:val="No List"/>
+    <w:uiPriority w:val="99"/>
     <w:semiHidden/>
+    <w:unhideWhenUsed/>
   </w:style>
   <w:style w:type="paragraph" w:styleId="BodyText">
     <w:name w:val="Body Text"/>
